--- a/TS-Padam/TS-2.6/TS 2.6 Tamil Pada Paatam Corrections.docx
+++ b/TS-Padam/TS-2.6/TS 2.6 Tamil Pada Paatam Corrections.docx
@@ -1,7 +1,629 @@
 
 <file path=word/document.xml><?xml version="1.0" encoding="utf-8"?>
-<w:document xmlns:wpc="http://schemas.microsoft.com/office/word/2010/wordprocessingCanvas" xmlns:cx="http://schemas.microsoft.com/office/drawing/2014/chartex" xmlns:cx1="http://schemas.microsoft.com/office/drawing/2015/9/8/chartex" xmlns:cx2="http://schemas.microsoft.com/office/drawing/2015/10/21/chartex" xmlns:cx3="http://schemas.microsoft.com/office/drawing/2016/5/9/chartex" xmlns:cx4="http://schemas.microsoft.com/office/drawing/2016/5/10/chartex" xmlns:cx5="http://schemas.microsoft.com/office/drawing/2016/5/11/chartex" xmlns:cx6="http://schemas.microsoft.com/office/drawing/2016/5/12/chartex" xmlns:cx7="http://schemas.microsoft.com/office/drawing/2016/5/13/chartex" xmlns:cx8="http://schemas.microsoft.com/office/drawing/2016/5/14/chartex" xmlns:mc="http://schemas.openxmlformats.org/markup-compatibility/2006" xmlns:aink="http://schemas.microsoft.com/office/drawing/2016/ink" xmlns:am3d="http://schemas.microsoft.com/office/drawing/2017/model3d" xmlns:o="urn:schemas-microsoft-com:office:office" xmlns:oel="http://schemas.microsoft.com/office/2019/extlst" xmlns:r="http://schemas.openxmlformats.org/officeDocument/2006/relationships" xmlns:m="http://schemas.openxmlformats.org/officeDocument/2006/math" xmlns:v="urn:schemas-microsoft-com:vml" xmlns:wp14="http://schemas.microsoft.com/office/word/2010/wordprocessingDrawing" xmlns:wp="http://schemas.openxmlformats.org/drawingml/2006/wordprocessingDrawing" xmlns:w10="urn:schemas-microsoft-com:office:word" xmlns:w="http://schemas.openxmlformats.org/wordprocessingml/2006/main" xmlns:w14="http://schemas.microsoft.com/office/word/2010/wordml" xmlns:w15="http://schemas.microsoft.com/office/word/2012/wordml" xmlns:w16cex="http://schemas.microsoft.com/office/word/2018/wordml/cex" xmlns:w16cid="http://schemas.microsoft.com/office/word/2016/wordml/cid" xmlns:w16="http://schemas.microsoft.com/office/word/2018/wordml" xmlns:w16du="http://schemas.microsoft.com/office/word/2023/wordml/word16du" xmlns:w16sdtdh="http://schemas.microsoft.com/office/word/2020/wordml/sdtdatahash" xmlns:w16se="http://schemas.microsoft.com/office/word/2015/wordml/symex" xmlns:wpg="http://schemas.microsoft.com/office/word/2010/wordprocessingGroup" xmlns:wpi="http://schemas.microsoft.com/office/word/2010/wordprocessingInk" xmlns:wne="http://schemas.microsoft.com/office/word/2006/wordml" xmlns:wps="http://schemas.microsoft.com/office/word/2010/wordprocessingShape" mc:Ignorable="w14 w15 w16se w16cid w16 w16cex w16sdtdh w16du wp14">
+<w:document xmlns:wpc="http://schemas.microsoft.com/office/word/2010/wordprocessingCanvas" xmlns:cx="http://schemas.microsoft.com/office/drawing/2014/chartex" xmlns:cx1="http://schemas.microsoft.com/office/drawing/2015/9/8/chartex" xmlns:cx2="http://schemas.microsoft.com/office/drawing/2015/10/21/chartex" xmlns:cx3="http://schemas.microsoft.com/office/drawing/2016/5/9/chartex" xmlns:cx4="http://schemas.microsoft.com/office/drawing/2016/5/10/chartex" xmlns:cx5="http://schemas.microsoft.com/office/drawing/2016/5/11/chartex" xmlns:cx6="http://schemas.microsoft.com/office/drawing/2016/5/12/chartex" xmlns:cx7="http://schemas.microsoft.com/office/drawing/2016/5/13/chartex" xmlns:cx8="http://schemas.microsoft.com/office/drawing/2016/5/14/chartex" xmlns:mc="http://schemas.openxmlformats.org/markup-compatibility/2006" xmlns:aink="http://schemas.microsoft.com/office/drawing/2016/ink" xmlns:am3d="http://schemas.microsoft.com/office/drawing/2017/model3d" xmlns:o="urn:schemas-microsoft-com:office:office" xmlns:oel="http://schemas.microsoft.com/office/2019/extlst" xmlns:r="http://schemas.openxmlformats.org/officeDocument/2006/relationships" xmlns:m="http://schemas.openxmlformats.org/officeDocument/2006/math" xmlns:v="urn:schemas-microsoft-com:vml" xmlns:wp14="http://schemas.microsoft.com/office/word/2010/wordprocessingDrawing" xmlns:wp="http://schemas.openxmlformats.org/drawingml/2006/wordprocessingDrawing" xmlns:w10="urn:schemas-microsoft-com:office:word" xmlns:w="http://schemas.openxmlformats.org/wordprocessingml/2006/main" xmlns:w14="http://schemas.microsoft.com/office/word/2010/wordml" xmlns:w15="http://schemas.microsoft.com/office/word/2012/wordml" xmlns:w16cex="http://schemas.microsoft.com/office/word/2018/wordml/cex" xmlns:w16cid="http://schemas.microsoft.com/office/word/2016/wordml/cid" xmlns:w16="http://schemas.microsoft.com/office/word/2018/wordml" xmlns:w16du="http://schemas.microsoft.com/office/word/2023/wordml/word16du" xmlns:w16sdtdh="http://schemas.microsoft.com/office/word/2020/wordml/sdtdatahash" xmlns:w16sdtfl="http://schemas.microsoft.com/office/word/2024/wordml/sdtformatlock" xmlns:w16se="http://schemas.microsoft.com/office/word/2015/wordml/symex" xmlns:wpg="http://schemas.microsoft.com/office/word/2010/wordprocessingGroup" xmlns:wpi="http://schemas.microsoft.com/office/word/2010/wordprocessingInk" xmlns:wne="http://schemas.microsoft.com/office/word/2006/wordml" xmlns:wps="http://schemas.microsoft.com/office/word/2010/wordprocessingShape" mc:Ignorable="w14 w15 w16se w16cid w16 w16cex w16sdtdh w16sdtfl w16du wp14">
   <w:body>
+    <w:p>
+      <w:pPr>
+        <w:jc w:val="center"/>
+        <w:rPr>
+          <w:b/>
+          <w:bCs/>
+          <w:sz w:val="32"/>
+          <w:szCs w:val="32"/>
+          <w:u w:val="single"/>
+        </w:rPr>
+      </w:pPr>
+      <w:r>
+        <w:rPr>
+          <w:b/>
+          <w:bCs/>
+          <w:sz w:val="32"/>
+          <w:szCs w:val="32"/>
+          <w:u w:val="single"/>
+        </w:rPr>
+        <w:t>TS Pada Paatam – TS 2.6 Tamil co</w:t>
+      </w:r>
+      <w:r>
+        <w:rPr>
+          <w:b/>
+          <w:bCs/>
+          <w:sz w:val="32"/>
+          <w:szCs w:val="32"/>
+          <w:u w:val="single"/>
+        </w:rPr>
+        <w:t>rrections –</w:t>
+      </w:r>
+      <w:r>
+        <w:rPr>
+          <w:b/>
+          <w:bCs/>
+          <w:sz w:val="32"/>
+          <w:szCs w:val="32"/>
+          <w:u w:val="single"/>
+        </w:rPr>
+        <w:t xml:space="preserve"> </w:t>
+      </w:r>
+      <w:r>
+        <w:rPr>
+          <w:b/>
+          <w:bCs/>
+          <w:sz w:val="32"/>
+          <w:szCs w:val="32"/>
+          <w:u w:val="single"/>
+        </w:rPr>
+        <w:t xml:space="preserve">Observed till </w:t>
+      </w:r>
+      <w:r>
+        <w:rPr>
+          <w:b/>
+          <w:bCs/>
+          <w:sz w:val="32"/>
+          <w:szCs w:val="32"/>
+          <w:highlight w:val="red"/>
+          <w:u w:val="single"/>
+        </w:rPr>
+        <w:t>????</w:t>
+      </w:r>
+    </w:p>
+    <w:p>
+      <w:pPr>
+        <w:jc w:val="center"/>
+        <w:rPr>
+          <w:b/>
+          <w:bCs/>
+        </w:rPr>
+      </w:pPr>
+      <w:r>
+        <w:rPr>
+          <w:b/>
+          <w:bCs/>
+        </w:rPr>
+        <w:t xml:space="preserve"> (ignore those which are already incorporated in your book’s version and date)</w:t>
+      </w:r>
+    </w:p>
+    <w:tbl>
+      <w:tblPr>
+        <w:tblW w:w="12794" w:type="dxa"/>
+        <w:tblInd w:w="-318" w:type="dxa"/>
+        <w:tblBorders>
+          <w:top w:val="single" w:sz="4" w:space="0" w:color="000000"/>
+          <w:left w:val="single" w:sz="4" w:space="0" w:color="000000"/>
+          <w:bottom w:val="single" w:sz="4" w:space="0" w:color="000000"/>
+          <w:right w:val="single" w:sz="4" w:space="0" w:color="000000"/>
+          <w:insideH w:val="single" w:sz="4" w:space="0" w:color="000000"/>
+          <w:insideV w:val="single" w:sz="4" w:space="0" w:color="000000"/>
+        </w:tblBorders>
+        <w:tblLook w:val="04A0" w:firstRow="1" w:lastRow="0" w:firstColumn="1" w:lastColumn="0" w:noHBand="0" w:noVBand="1"/>
+      </w:tblPr>
+      <w:tblGrid>
+        <w:gridCol w:w="3120"/>
+        <w:gridCol w:w="4424"/>
+        <w:gridCol w:w="5250"/>
+      </w:tblGrid>
+      <w:tr>
+        <w:tc>
+          <w:tcPr>
+            <w:tcW w:w="3120" w:type="dxa"/>
+          </w:tcPr>
+          <w:p>
+            <w:pPr>
+              <w:spacing w:before="0" w:line="240" w:lineRule="auto"/>
+              <w:jc w:val="center"/>
+              <w:rPr>
+                <w:sz w:val="32"/>
+                <w:szCs w:val="32"/>
+              </w:rPr>
+            </w:pPr>
+            <w:r>
+              <w:rPr>
+                <w:sz w:val="32"/>
+                <w:szCs w:val="32"/>
+              </w:rPr>
+              <w:t>Section, Paragraph</w:t>
+            </w:r>
+          </w:p>
+          <w:p>
+            <w:pPr>
+              <w:spacing w:before="0" w:line="240" w:lineRule="auto"/>
+              <w:jc w:val="center"/>
+              <w:rPr>
+                <w:sz w:val="32"/>
+                <w:szCs w:val="32"/>
+              </w:rPr>
+            </w:pPr>
+            <w:r>
+              <w:rPr>
+                <w:sz w:val="32"/>
+                <w:szCs w:val="32"/>
+              </w:rPr>
+              <w:t>Reference</w:t>
+            </w:r>
+          </w:p>
+        </w:tc>
+        <w:tc>
+          <w:tcPr>
+            <w:tcW w:w="4424" w:type="dxa"/>
+          </w:tcPr>
+          <w:p>
+            <w:pPr>
+              <w:spacing w:before="0" w:line="240" w:lineRule="auto"/>
+              <w:jc w:val="center"/>
+              <w:rPr>
+                <w:sz w:val="32"/>
+                <w:szCs w:val="32"/>
+              </w:rPr>
+            </w:pPr>
+            <w:r>
+              <w:rPr>
+                <w:sz w:val="32"/>
+                <w:szCs w:val="32"/>
+              </w:rPr>
+              <w:t>As Printed</w:t>
+            </w:r>
+          </w:p>
+        </w:tc>
+        <w:tc>
+          <w:tcPr>
+            <w:tcW w:w="5250" w:type="dxa"/>
+          </w:tcPr>
+          <w:p>
+            <w:pPr>
+              <w:spacing w:before="0" w:line="240" w:lineRule="auto"/>
+              <w:ind w:right="-18"/>
+              <w:jc w:val="center"/>
+              <w:rPr>
+                <w:sz w:val="32"/>
+                <w:szCs w:val="32"/>
+              </w:rPr>
+            </w:pPr>
+            <w:r>
+              <w:rPr>
+                <w:sz w:val="32"/>
+                <w:szCs w:val="32"/>
+              </w:rPr>
+              <w:t>To be read as or corrected as</w:t>
+            </w:r>
+          </w:p>
+        </w:tc>
+      </w:tr>
+      <w:tr>
+        <w:trPr>
+          <w:trHeight w:val="1091"/>
+        </w:trPr>
+        <w:tc>
+          <w:tcPr>
+            <w:tcW w:w="3120" w:type="dxa"/>
+            <w:tcBorders>
+              <w:top w:val="single" w:sz="4" w:space="0" w:color="000000"/>
+              <w:left w:val="single" w:sz="4" w:space="0" w:color="000000"/>
+              <w:bottom w:val="single" w:sz="4" w:space="0" w:color="000000"/>
+              <w:right w:val="single" w:sz="4" w:space="0" w:color="000000"/>
+            </w:tcBorders>
+          </w:tcPr>
+          <w:p>
+            <w:pPr>
+              <w:widowControl w:val="0"/>
+              <w:autoSpaceDE w:val="0"/>
+              <w:autoSpaceDN w:val="0"/>
+              <w:adjustRightInd w:val="0"/>
+              <w:spacing w:before="0" w:line="264" w:lineRule="auto"/>
+              <w:ind w:right="-320"/>
+              <w:jc w:val="both"/>
+              <w:rPr>
+                <w:rFonts w:eastAsia="Times New Roman" w:cs="Arial"/>
+                <w:b/>
+                <w:sz w:val="28"/>
+                <w:szCs w:val="28"/>
+                <w:lang w:eastAsia="en-IN" w:bidi="ml-IN"/>
+              </w:rPr>
+            </w:pPr>
+            <w:r>
+              <w:rPr>
+                <w:rFonts w:eastAsia="Times New Roman" w:cs="Arial"/>
+                <w:b/>
+                <w:sz w:val="28"/>
+                <w:szCs w:val="28"/>
+                <w:lang w:eastAsia="en-IN" w:bidi="ml-IN"/>
+              </w:rPr>
+              <w:t>TS 2.6.</w:t>
+            </w:r>
+            <w:r>
+              <w:rPr>
+                <w:rFonts w:eastAsia="Times New Roman" w:cs="Arial"/>
+                <w:b/>
+                <w:sz w:val="28"/>
+                <w:szCs w:val="28"/>
+                <w:lang w:eastAsia="en-IN" w:bidi="ml-IN"/>
+              </w:rPr>
+              <w:t>5</w:t>
+            </w:r>
+            <w:r>
+              <w:rPr>
+                <w:rFonts w:eastAsia="Times New Roman" w:cs="Arial"/>
+                <w:b/>
+                <w:sz w:val="28"/>
+                <w:szCs w:val="28"/>
+                <w:lang w:eastAsia="en-IN" w:bidi="ml-IN"/>
+              </w:rPr>
+              <w:t>.</w:t>
+            </w:r>
+            <w:r>
+              <w:rPr>
+                <w:rFonts w:eastAsia="Times New Roman" w:cs="Arial"/>
+                <w:b/>
+                <w:sz w:val="28"/>
+                <w:szCs w:val="28"/>
+                <w:lang w:eastAsia="en-IN" w:bidi="ml-IN"/>
+              </w:rPr>
+              <w:t>6</w:t>
+            </w:r>
+            <w:r>
+              <w:rPr>
+                <w:rFonts w:eastAsia="Times New Roman" w:cs="Arial"/>
+                <w:b/>
+                <w:sz w:val="28"/>
+                <w:szCs w:val="28"/>
+                <w:lang w:eastAsia="en-IN" w:bidi="ml-IN"/>
+              </w:rPr>
+              <w:t xml:space="preserve"> - Padam</w:t>
+            </w:r>
+          </w:p>
+          <w:p>
+            <w:pPr>
+              <w:widowControl w:val="0"/>
+              <w:autoSpaceDE w:val="0"/>
+              <w:autoSpaceDN w:val="0"/>
+              <w:adjustRightInd w:val="0"/>
+              <w:spacing w:before="0" w:line="264" w:lineRule="auto"/>
+              <w:ind w:right="-320"/>
+              <w:jc w:val="both"/>
+              <w:rPr>
+                <w:rFonts w:eastAsia="Times New Roman" w:cs="Arial"/>
+                <w:b/>
+                <w:sz w:val="28"/>
+                <w:szCs w:val="28"/>
+                <w:lang w:eastAsia="en-IN" w:bidi="ml-IN"/>
+              </w:rPr>
+            </w:pPr>
+            <w:r>
+              <w:rPr>
+                <w:rFonts w:eastAsia="Times New Roman" w:cs="Arial"/>
+                <w:b/>
+                <w:sz w:val="28"/>
+                <w:szCs w:val="28"/>
+                <w:lang w:eastAsia="en-IN" w:bidi="ml-IN"/>
+              </w:rPr>
+              <w:t xml:space="preserve">Padam No. - </w:t>
+            </w:r>
+            <w:r>
+              <w:rPr>
+                <w:rFonts w:eastAsia="Times New Roman" w:cs="Arial"/>
+                <w:b/>
+                <w:sz w:val="28"/>
+                <w:szCs w:val="28"/>
+                <w:lang w:eastAsia="en-IN" w:bidi="ml-IN"/>
+              </w:rPr>
+              <w:t>47</w:t>
+            </w:r>
+          </w:p>
+          <w:p>
+            <w:pPr>
+              <w:widowControl w:val="0"/>
+              <w:autoSpaceDE w:val="0"/>
+              <w:autoSpaceDN w:val="0"/>
+              <w:adjustRightInd w:val="0"/>
+              <w:spacing w:before="0" w:line="240" w:lineRule="auto"/>
+              <w:ind w:right="-320"/>
+              <w:jc w:val="both"/>
+              <w:rPr>
+                <w:rFonts w:eastAsia="Times New Roman" w:cs="Arial"/>
+                <w:b/>
+                <w:bCs/>
+                <w:sz w:val="28"/>
+                <w:szCs w:val="28"/>
+                <w:lang w:eastAsia="en-IN" w:bidi="ml-IN"/>
+              </w:rPr>
+            </w:pPr>
+            <w:r>
+              <w:rPr>
+                <w:rFonts w:eastAsia="Times New Roman" w:cs="Arial"/>
+                <w:b/>
+                <w:sz w:val="28"/>
+                <w:szCs w:val="28"/>
+                <w:lang w:eastAsia="en-IN" w:bidi="ml-IN"/>
+              </w:rPr>
+              <w:t xml:space="preserve">Panchaati No. </w:t>
+            </w:r>
+            <w:r>
+              <w:rPr>
+                <w:rFonts w:eastAsia="Times New Roman" w:cs="Arial"/>
+                <w:b/>
+                <w:sz w:val="28"/>
+                <w:szCs w:val="28"/>
+                <w:lang w:eastAsia="en-IN" w:bidi="ml-IN"/>
+              </w:rPr>
+              <w:t>29</w:t>
+            </w:r>
+          </w:p>
+        </w:tc>
+        <w:tc>
+          <w:tcPr>
+            <w:tcW w:w="4424" w:type="dxa"/>
+            <w:tcBorders>
+              <w:top w:val="single" w:sz="4" w:space="0" w:color="000000"/>
+              <w:left w:val="single" w:sz="4" w:space="0" w:color="000000"/>
+              <w:bottom w:val="single" w:sz="4" w:space="0" w:color="000000"/>
+              <w:right w:val="single" w:sz="4" w:space="0" w:color="000000"/>
+            </w:tcBorders>
+          </w:tcPr>
+          <w:p>
+            <w:pPr>
+              <w:widowControl w:val="0"/>
+              <w:autoSpaceDE w:val="0"/>
+              <w:autoSpaceDN w:val="0"/>
+              <w:adjustRightInd w:val="0"/>
+              <w:spacing w:before="0" w:line="240" w:lineRule="auto"/>
+              <w:ind w:right="-22"/>
+              <w:rPr>
+                <w:rFonts w:ascii="BRH Malayalam Extra" w:hAnsi="BRH Malayalam Extra" w:cs="BRH Malayalam Extra"/>
+                <w:sz w:val="40"/>
+                <w:szCs w:val="40"/>
+              </w:rPr>
+            </w:pPr>
+            <w:r>
+              <w:rPr>
+                <w:rFonts w:ascii="Latha" w:hAnsi="Latha" w:cs="Latha"/>
+                <w:sz w:val="28"/>
+                <w:szCs w:val="28"/>
+                <w:cs/>
+                <w:lang w:bidi="ta-IN"/>
+              </w:rPr>
+              <w:t xml:space="preserve">யத் </w:t>
+            </w:r>
+            <w:r>
+              <w:rPr>
+                <w:rFonts w:ascii="Latha" w:hAnsi="Latha" w:cs="Latha"/>
+                <w:sz w:val="28"/>
+                <w:szCs w:val="28"/>
+              </w:rPr>
+              <w:t xml:space="preserve">| </w:t>
+            </w:r>
+            <w:r>
+              <w:rPr>
+                <w:rFonts w:ascii="Latha" w:hAnsi="Latha" w:cs="Latha"/>
+                <w:sz w:val="28"/>
+                <w:szCs w:val="28"/>
+                <w:cs/>
+                <w:lang w:bidi="ta-IN"/>
+              </w:rPr>
+              <w:t>ப்</w:t>
+            </w:r>
+            <w:r>
+              <w:rPr>
+                <w:rFonts w:ascii="Latha" w:hAnsi="Latha" w:cs="Latha"/>
+                <w:b/>
+                <w:bCs/>
+                <w:position w:val="-12"/>
+                <w:sz w:val="28"/>
+                <w:szCs w:val="28"/>
+                <w:cs/>
+                <w:lang w:bidi="ta-IN"/>
+              </w:rPr>
+              <w:t>3</w:t>
+            </w:r>
+            <w:r>
+              <w:rPr>
+                <w:rFonts w:ascii="Latha" w:hAnsi="Latha" w:cs="Latha"/>
+                <w:sz w:val="28"/>
+                <w:szCs w:val="28"/>
+                <w:cs/>
+                <w:lang w:bidi="ta-IN"/>
+              </w:rPr>
+              <w:t>ரூ</w:t>
+            </w:r>
+            <w:r>
+              <w:rPr>
+                <w:rFonts w:ascii="BRH Tamil Tab Extra" w:hAnsi="BRH Tamil Tab Extra" w:cs="Latha"/>
+                <w:b/>
+                <w:sz w:val="36"/>
+                <w:szCs w:val="28"/>
+                <w:highlight w:val="yellow"/>
+              </w:rPr>
+              <w:t>…</w:t>
+            </w:r>
+            <w:r>
+              <w:rPr>
+                <w:rFonts w:ascii="Latha" w:hAnsi="Latha" w:cs="Latha"/>
+                <w:sz w:val="28"/>
+                <w:szCs w:val="28"/>
+                <w:highlight w:val="yellow"/>
+                <w:cs/>
+                <w:lang w:bidi="ta-IN"/>
+              </w:rPr>
+              <w:t>யா</w:t>
+            </w:r>
+            <w:r>
+              <w:rPr>
+                <w:rFonts w:ascii="BRH Tamil Tab Extra" w:hAnsi="BRH Tamil Tab Extra" w:cs="Latha"/>
+                <w:b/>
+                <w:sz w:val="36"/>
+                <w:szCs w:val="28"/>
+              </w:rPr>
+              <w:t>…</w:t>
+            </w:r>
+            <w:r>
+              <w:rPr>
+                <w:rFonts w:ascii="Latha" w:hAnsi="Latha" w:cs="Latha"/>
+                <w:sz w:val="28"/>
+                <w:szCs w:val="28"/>
+                <w:cs/>
+                <w:lang w:bidi="ta-IN"/>
+              </w:rPr>
+              <w:t xml:space="preserve">த் </w:t>
+            </w:r>
+            <w:r>
+              <w:rPr>
+                <w:rFonts w:ascii="Latha" w:hAnsi="Latha" w:cs="Latha"/>
+                <w:sz w:val="28"/>
+                <w:szCs w:val="28"/>
+              </w:rPr>
+              <w:t>|</w:t>
+            </w:r>
+          </w:p>
+        </w:tc>
+        <w:tc>
+          <w:tcPr>
+            <w:tcW w:w="5250" w:type="dxa"/>
+            <w:tcBorders>
+              <w:top w:val="single" w:sz="4" w:space="0" w:color="000000"/>
+              <w:left w:val="single" w:sz="4" w:space="0" w:color="000000"/>
+              <w:bottom w:val="single" w:sz="4" w:space="0" w:color="000000"/>
+              <w:right w:val="single" w:sz="4" w:space="0" w:color="000000"/>
+            </w:tcBorders>
+          </w:tcPr>
+          <w:p>
+            <w:pPr>
+              <w:widowControl w:val="0"/>
+              <w:autoSpaceDE w:val="0"/>
+              <w:autoSpaceDN w:val="0"/>
+              <w:adjustRightInd w:val="0"/>
+              <w:spacing w:before="0" w:line="240" w:lineRule="auto"/>
+              <w:ind w:right="-22"/>
+              <w:rPr>
+                <w:rFonts w:ascii="BRH Malayalam Extra" w:hAnsi="BRH Malayalam Extra" w:cs="BRH Malayalam Extra"/>
+                <w:sz w:val="40"/>
+                <w:szCs w:val="40"/>
+              </w:rPr>
+            </w:pPr>
+            <w:r>
+              <w:rPr>
+                <w:rFonts w:ascii="Latha" w:hAnsi="Latha" w:cs="Latha"/>
+                <w:sz w:val="28"/>
+                <w:szCs w:val="28"/>
+                <w:cs/>
+                <w:lang w:bidi="ta-IN"/>
+              </w:rPr>
+              <w:t xml:space="preserve">யத் </w:t>
+            </w:r>
+            <w:r>
+              <w:rPr>
+                <w:rFonts w:ascii="Latha" w:hAnsi="Latha" w:cs="Latha"/>
+                <w:sz w:val="28"/>
+                <w:szCs w:val="28"/>
+              </w:rPr>
+              <w:t xml:space="preserve">| </w:t>
+            </w:r>
+            <w:r>
+              <w:rPr>
+                <w:rFonts w:ascii="Latha" w:hAnsi="Latha" w:cs="Latha"/>
+                <w:sz w:val="28"/>
+                <w:szCs w:val="28"/>
+                <w:cs/>
+                <w:lang w:bidi="ta-IN"/>
+              </w:rPr>
+              <w:t>ப்</w:t>
+            </w:r>
+            <w:r>
+              <w:rPr>
+                <w:rFonts w:ascii="Latha" w:hAnsi="Latha" w:cs="Latha"/>
+                <w:b/>
+                <w:bCs/>
+                <w:position w:val="-12"/>
+                <w:sz w:val="28"/>
+                <w:szCs w:val="28"/>
+                <w:cs/>
+                <w:lang w:bidi="ta-IN"/>
+              </w:rPr>
+              <w:t>3</w:t>
+            </w:r>
+            <w:r>
+              <w:rPr>
+                <w:rFonts w:ascii="Latha" w:hAnsi="Latha" w:cs="Latha"/>
+                <w:sz w:val="28"/>
+                <w:szCs w:val="28"/>
+                <w:cs/>
+                <w:lang w:bidi="ta-IN"/>
+              </w:rPr>
+              <w:t>ரூ</w:t>
+            </w:r>
+            <w:r>
+              <w:rPr>
+                <w:rFonts w:ascii="BRH Tamil Tab Extra" w:hAnsi="BRH Tamil Tab Extra" w:cs="Latha"/>
+                <w:b/>
+                <w:sz w:val="36"/>
+                <w:szCs w:val="28"/>
+              </w:rPr>
+              <w:t>…</w:t>
+            </w:r>
+            <w:r>
+              <w:rPr>
+                <w:rFonts w:ascii="Latha" w:hAnsi="Latha" w:cs="Latha"/>
+                <w:sz w:val="28"/>
+                <w:szCs w:val="28"/>
+                <w:highlight w:val="green"/>
+                <w:cs/>
+                <w:lang w:bidi="ta-IN"/>
+              </w:rPr>
+              <w:t>யா</w:t>
+            </w:r>
+            <w:r>
+              <w:rPr>
+                <w:rFonts w:ascii="Latha" w:hAnsi="Latha" w:cs="Latha"/>
+                <w:sz w:val="28"/>
+                <w:szCs w:val="28"/>
+                <w:cs/>
+                <w:lang w:bidi="ta-IN"/>
+              </w:rPr>
+              <w:t xml:space="preserve">த் </w:t>
+            </w:r>
+            <w:r>
+              <w:rPr>
+                <w:rFonts w:ascii="Latha" w:hAnsi="Latha" w:cs="Latha"/>
+                <w:sz w:val="28"/>
+                <w:szCs w:val="28"/>
+              </w:rPr>
+              <w:t>|</w:t>
+            </w:r>
+          </w:p>
+        </w:tc>
+      </w:tr>
+    </w:tbl>
+    <w:p>
+      <w:pPr>
+        <w:jc w:val="center"/>
+        <w:rPr>
+          <w:b/>
+          <w:bCs/>
+          <w:sz w:val="32"/>
+          <w:szCs w:val="32"/>
+          <w:u w:val="single"/>
+        </w:rPr>
+      </w:pPr>
+    </w:p>
+    <w:p>
+      <w:pPr>
+        <w:jc w:val="center"/>
+        <w:rPr>
+          <w:b/>
+          <w:bCs/>
+          <w:sz w:val="32"/>
+          <w:szCs w:val="32"/>
+          <w:u w:val="single"/>
+        </w:rPr>
+      </w:pPr>
+    </w:p>
+    <w:p>
+      <w:pPr>
+        <w:jc w:val="center"/>
+        <w:rPr>
+          <w:b/>
+          <w:bCs/>
+          <w:sz w:val="32"/>
+          <w:szCs w:val="32"/>
+          <w:u w:val="single"/>
+        </w:rPr>
+      </w:pPr>
+    </w:p>
     <w:p>
       <w:pPr>
         <w:jc w:val="center"/>
@@ -58,17 +680,7 @@
           <w:szCs w:val="32"/>
           <w:u w:val="single"/>
         </w:rPr>
-        <w:t xml:space="preserve"> </w:t>
-      </w:r>
-      <w:r>
-        <w:rPr>
-          <w:b/>
-          <w:bCs/>
-          <w:sz w:val="32"/>
-          <w:szCs w:val="32"/>
-          <w:u w:val="single"/>
-        </w:rPr>
-        <w:t>30th June 2024</w:t>
+        <w:t xml:space="preserve"> 30th June 2024</w:t>
       </w:r>
       <w:r>
         <w:rPr>
@@ -1176,6 +1788,7 @@
                 <w:cs/>
                 <w:lang w:bidi="ta-IN"/>
               </w:rPr>
+              <w:lastRenderedPageBreak/>
               <w:t>ய</w:t>
             </w:r>
             <w:r>
@@ -1309,6 +1922,7 @@
                 <w:cs/>
                 <w:lang w:bidi="ta-IN"/>
               </w:rPr>
+              <w:lastRenderedPageBreak/>
               <w:t>த</w:t>
             </w:r>
             <w:bookmarkEnd w:id="0"/>
@@ -1370,6 +1984,7 @@
                 <w:cs/>
                 <w:lang w:bidi="ta-IN"/>
               </w:rPr>
+              <w:lastRenderedPageBreak/>
               <w:t>ய</w:t>
             </w:r>
             <w:r>
@@ -2327,7 +2942,6 @@
                 <w:szCs w:val="28"/>
                 <w:lang w:eastAsia="en-IN" w:bidi="ml-IN"/>
               </w:rPr>
-              <w:lastRenderedPageBreak/>
               <w:t>TS 2.6.3.3 - Vaakyam</w:t>
             </w:r>
           </w:p>
@@ -3973,6 +4587,7 @@
           <w:szCs w:val="32"/>
           <w:u w:val="single"/>
         </w:rPr>
+        <w:lastRenderedPageBreak/>
         <w:br w:type="page"/>
       </w:r>
     </w:p>
@@ -16037,7 +16652,7 @@
 </file>
 
 <file path=word/endnotes.xml><?xml version="1.0" encoding="utf-8"?>
-<w:endnotes xmlns:wpc="http://schemas.microsoft.com/office/word/2010/wordprocessingCanvas" xmlns:cx="http://schemas.microsoft.com/office/drawing/2014/chartex" xmlns:cx1="http://schemas.microsoft.com/office/drawing/2015/9/8/chartex" xmlns:cx2="http://schemas.microsoft.com/office/drawing/2015/10/21/chartex" xmlns:cx3="http://schemas.microsoft.com/office/drawing/2016/5/9/chartex" xmlns:cx4="http://schemas.microsoft.com/office/drawing/2016/5/10/chartex" xmlns:cx5="http://schemas.microsoft.com/office/drawing/2016/5/11/chartex" xmlns:cx6="http://schemas.microsoft.com/office/drawing/2016/5/12/chartex" xmlns:cx7="http://schemas.microsoft.com/office/drawing/2016/5/13/chartex" xmlns:cx8="http://schemas.microsoft.com/office/drawing/2016/5/14/chartex" xmlns:mc="http://schemas.openxmlformats.org/markup-compatibility/2006" xmlns:aink="http://schemas.microsoft.com/office/drawing/2016/ink" xmlns:am3d="http://schemas.microsoft.com/office/drawing/2017/model3d" xmlns:o="urn:schemas-microsoft-com:office:office" xmlns:oel="http://schemas.microsoft.com/office/2019/extlst" xmlns:r="http://schemas.openxmlformats.org/officeDocument/2006/relationships" xmlns:m="http://schemas.openxmlformats.org/officeDocument/2006/math" xmlns:v="urn:schemas-microsoft-com:vml" xmlns:wp14="http://schemas.microsoft.com/office/word/2010/wordprocessingDrawing" xmlns:wp="http://schemas.openxmlformats.org/drawingml/2006/wordprocessingDrawing" xmlns:w10="urn:schemas-microsoft-com:office:word" xmlns:w="http://schemas.openxmlformats.org/wordprocessingml/2006/main" xmlns:w14="http://schemas.microsoft.com/office/word/2010/wordml" xmlns:w15="http://schemas.microsoft.com/office/word/2012/wordml" xmlns:w16cex="http://schemas.microsoft.com/office/word/2018/wordml/cex" xmlns:w16cid="http://schemas.microsoft.com/office/word/2016/wordml/cid" xmlns:w16="http://schemas.microsoft.com/office/word/2018/wordml" xmlns:w16du="http://schemas.microsoft.com/office/word/2023/wordml/word16du" xmlns:w16sdtdh="http://schemas.microsoft.com/office/word/2020/wordml/sdtdatahash" xmlns:w16se="http://schemas.microsoft.com/office/word/2015/wordml/symex" xmlns:wpg="http://schemas.microsoft.com/office/word/2010/wordprocessingGroup" xmlns:wpi="http://schemas.microsoft.com/office/word/2010/wordprocessingInk" xmlns:wne="http://schemas.microsoft.com/office/word/2006/wordml" xmlns:wps="http://schemas.microsoft.com/office/word/2010/wordprocessingShape" mc:Ignorable="w14 w15 w16se w16cid w16 w16cex w16sdtdh w16du wp14">
+<w:endnotes xmlns:wpc="http://schemas.microsoft.com/office/word/2010/wordprocessingCanvas" xmlns:cx="http://schemas.microsoft.com/office/drawing/2014/chartex" xmlns:cx1="http://schemas.microsoft.com/office/drawing/2015/9/8/chartex" xmlns:cx2="http://schemas.microsoft.com/office/drawing/2015/10/21/chartex" xmlns:cx3="http://schemas.microsoft.com/office/drawing/2016/5/9/chartex" xmlns:cx4="http://schemas.microsoft.com/office/drawing/2016/5/10/chartex" xmlns:cx5="http://schemas.microsoft.com/office/drawing/2016/5/11/chartex" xmlns:cx6="http://schemas.microsoft.com/office/drawing/2016/5/12/chartex" xmlns:cx7="http://schemas.microsoft.com/office/drawing/2016/5/13/chartex" xmlns:cx8="http://schemas.microsoft.com/office/drawing/2016/5/14/chartex" xmlns:mc="http://schemas.openxmlformats.org/markup-compatibility/2006" xmlns:aink="http://schemas.microsoft.com/office/drawing/2016/ink" xmlns:am3d="http://schemas.microsoft.com/office/drawing/2017/model3d" xmlns:o="urn:schemas-microsoft-com:office:office" xmlns:oel="http://schemas.microsoft.com/office/2019/extlst" xmlns:r="http://schemas.openxmlformats.org/officeDocument/2006/relationships" xmlns:m="http://schemas.openxmlformats.org/officeDocument/2006/math" xmlns:v="urn:schemas-microsoft-com:vml" xmlns:wp14="http://schemas.microsoft.com/office/word/2010/wordprocessingDrawing" xmlns:wp="http://schemas.openxmlformats.org/drawingml/2006/wordprocessingDrawing" xmlns:w10="urn:schemas-microsoft-com:office:word" xmlns:w="http://schemas.openxmlformats.org/wordprocessingml/2006/main" xmlns:w14="http://schemas.microsoft.com/office/word/2010/wordml" xmlns:w15="http://schemas.microsoft.com/office/word/2012/wordml" xmlns:w16cex="http://schemas.microsoft.com/office/word/2018/wordml/cex" xmlns:w16cid="http://schemas.microsoft.com/office/word/2016/wordml/cid" xmlns:w16="http://schemas.microsoft.com/office/word/2018/wordml" xmlns:w16du="http://schemas.microsoft.com/office/word/2023/wordml/word16du" xmlns:w16sdtdh="http://schemas.microsoft.com/office/word/2020/wordml/sdtdatahash" xmlns:w16sdtfl="http://schemas.microsoft.com/office/word/2024/wordml/sdtformatlock" xmlns:w16se="http://schemas.microsoft.com/office/word/2015/wordml/symex" xmlns:wpg="http://schemas.microsoft.com/office/word/2010/wordprocessingGroup" xmlns:wpi="http://schemas.microsoft.com/office/word/2010/wordprocessingInk" xmlns:wne="http://schemas.microsoft.com/office/word/2006/wordml" xmlns:wps="http://schemas.microsoft.com/office/word/2010/wordprocessingShape" mc:Ignorable="w14 w15 w16se w16cid w16 w16cex w16sdtdh w16sdtfl w16du wp14">
   <w:endnote w:type="separator" w:id="-1">
     <w:p>
       <w:pPr>
@@ -16062,7 +16677,7 @@
 </file>
 
 <file path=word/footer1.xml><?xml version="1.0" encoding="utf-8"?>
-<w:ftr xmlns:wpc="http://schemas.microsoft.com/office/word/2010/wordprocessingCanvas" xmlns:cx="http://schemas.microsoft.com/office/drawing/2014/chartex" xmlns:cx1="http://schemas.microsoft.com/office/drawing/2015/9/8/chartex" xmlns:cx2="http://schemas.microsoft.com/office/drawing/2015/10/21/chartex" xmlns:cx3="http://schemas.microsoft.com/office/drawing/2016/5/9/chartex" xmlns:cx4="http://schemas.microsoft.com/office/drawing/2016/5/10/chartex" xmlns:cx5="http://schemas.microsoft.com/office/drawing/2016/5/11/chartex" xmlns:cx6="http://schemas.microsoft.com/office/drawing/2016/5/12/chartex" xmlns:cx7="http://schemas.microsoft.com/office/drawing/2016/5/13/chartex" xmlns:cx8="http://schemas.microsoft.com/office/drawing/2016/5/14/chartex" xmlns:mc="http://schemas.openxmlformats.org/markup-compatibility/2006" xmlns:aink="http://schemas.microsoft.com/office/drawing/2016/ink" xmlns:am3d="http://schemas.microsoft.com/office/drawing/2017/model3d" xmlns:o="urn:schemas-microsoft-com:office:office" xmlns:oel="http://schemas.microsoft.com/office/2019/extlst" xmlns:r="http://schemas.openxmlformats.org/officeDocument/2006/relationships" xmlns:m="http://schemas.openxmlformats.org/officeDocument/2006/math" xmlns:v="urn:schemas-microsoft-com:vml" xmlns:wp14="http://schemas.microsoft.com/office/word/2010/wordprocessingDrawing" xmlns:wp="http://schemas.openxmlformats.org/drawingml/2006/wordprocessingDrawing" xmlns:w10="urn:schemas-microsoft-com:office:word" xmlns:w="http://schemas.openxmlformats.org/wordprocessingml/2006/main" xmlns:w14="http://schemas.microsoft.com/office/word/2010/wordml" xmlns:w15="http://schemas.microsoft.com/office/word/2012/wordml" xmlns:w16cex="http://schemas.microsoft.com/office/word/2018/wordml/cex" xmlns:w16cid="http://schemas.microsoft.com/office/word/2016/wordml/cid" xmlns:w16="http://schemas.microsoft.com/office/word/2018/wordml" xmlns:w16du="http://schemas.microsoft.com/office/word/2023/wordml/word16du" xmlns:w16sdtdh="http://schemas.microsoft.com/office/word/2020/wordml/sdtdatahash" xmlns:w16se="http://schemas.microsoft.com/office/word/2015/wordml/symex" xmlns:wpg="http://schemas.microsoft.com/office/word/2010/wordprocessingGroup" xmlns:wpi="http://schemas.microsoft.com/office/word/2010/wordprocessingInk" xmlns:wne="http://schemas.microsoft.com/office/word/2006/wordml" xmlns:wps="http://schemas.microsoft.com/office/word/2010/wordprocessingShape" mc:Ignorable="w14 w15 w16se w16cid w16 w16cex w16sdtdh w16du wp14">
+<w:ftr xmlns:wpc="http://schemas.microsoft.com/office/word/2010/wordprocessingCanvas" xmlns:cx="http://schemas.microsoft.com/office/drawing/2014/chartex" xmlns:cx1="http://schemas.microsoft.com/office/drawing/2015/9/8/chartex" xmlns:cx2="http://schemas.microsoft.com/office/drawing/2015/10/21/chartex" xmlns:cx3="http://schemas.microsoft.com/office/drawing/2016/5/9/chartex" xmlns:cx4="http://schemas.microsoft.com/office/drawing/2016/5/10/chartex" xmlns:cx5="http://schemas.microsoft.com/office/drawing/2016/5/11/chartex" xmlns:cx6="http://schemas.microsoft.com/office/drawing/2016/5/12/chartex" xmlns:cx7="http://schemas.microsoft.com/office/drawing/2016/5/13/chartex" xmlns:cx8="http://schemas.microsoft.com/office/drawing/2016/5/14/chartex" xmlns:mc="http://schemas.openxmlformats.org/markup-compatibility/2006" xmlns:aink="http://schemas.microsoft.com/office/drawing/2016/ink" xmlns:am3d="http://schemas.microsoft.com/office/drawing/2017/model3d" xmlns:o="urn:schemas-microsoft-com:office:office" xmlns:oel="http://schemas.microsoft.com/office/2019/extlst" xmlns:r="http://schemas.openxmlformats.org/officeDocument/2006/relationships" xmlns:m="http://schemas.openxmlformats.org/officeDocument/2006/math" xmlns:v="urn:schemas-microsoft-com:vml" xmlns:wp14="http://schemas.microsoft.com/office/word/2010/wordprocessingDrawing" xmlns:wp="http://schemas.openxmlformats.org/drawingml/2006/wordprocessingDrawing" xmlns:w10="urn:schemas-microsoft-com:office:word" xmlns:w="http://schemas.openxmlformats.org/wordprocessingml/2006/main" xmlns:w14="http://schemas.microsoft.com/office/word/2010/wordml" xmlns:w15="http://schemas.microsoft.com/office/word/2012/wordml" xmlns:w16cex="http://schemas.microsoft.com/office/word/2018/wordml/cex" xmlns:w16cid="http://schemas.microsoft.com/office/word/2016/wordml/cid" xmlns:w16="http://schemas.microsoft.com/office/word/2018/wordml" xmlns:w16du="http://schemas.microsoft.com/office/word/2023/wordml/word16du" xmlns:w16sdtdh="http://schemas.microsoft.com/office/word/2020/wordml/sdtdatahash" xmlns:w16sdtfl="http://schemas.microsoft.com/office/word/2024/wordml/sdtformatlock" xmlns:w16se="http://schemas.microsoft.com/office/word/2015/wordml/symex" xmlns:wpg="http://schemas.microsoft.com/office/word/2010/wordprocessingGroup" xmlns:wpi="http://schemas.microsoft.com/office/word/2010/wordprocessingInk" xmlns:wne="http://schemas.microsoft.com/office/word/2006/wordml" xmlns:wps="http://schemas.microsoft.com/office/word/2010/wordprocessingShape" mc:Ignorable="w14 w15 w16se w16cid w16 w16cex w16sdtdh w16sdtfl w16du wp14">
   <w:p>
     <w:pPr>
       <w:pBdr>
@@ -16205,7 +16820,7 @@
 </file>
 
 <file path=word/footer2.xml><?xml version="1.0" encoding="utf-8"?>
-<w:ftr xmlns:wpc="http://schemas.microsoft.com/office/word/2010/wordprocessingCanvas" xmlns:cx="http://schemas.microsoft.com/office/drawing/2014/chartex" xmlns:cx1="http://schemas.microsoft.com/office/drawing/2015/9/8/chartex" xmlns:cx2="http://schemas.microsoft.com/office/drawing/2015/10/21/chartex" xmlns:cx3="http://schemas.microsoft.com/office/drawing/2016/5/9/chartex" xmlns:cx4="http://schemas.microsoft.com/office/drawing/2016/5/10/chartex" xmlns:cx5="http://schemas.microsoft.com/office/drawing/2016/5/11/chartex" xmlns:cx6="http://schemas.microsoft.com/office/drawing/2016/5/12/chartex" xmlns:cx7="http://schemas.microsoft.com/office/drawing/2016/5/13/chartex" xmlns:cx8="http://schemas.microsoft.com/office/drawing/2016/5/14/chartex" xmlns:mc="http://schemas.openxmlformats.org/markup-compatibility/2006" xmlns:aink="http://schemas.microsoft.com/office/drawing/2016/ink" xmlns:am3d="http://schemas.microsoft.com/office/drawing/2017/model3d" xmlns:o="urn:schemas-microsoft-com:office:office" xmlns:oel="http://schemas.microsoft.com/office/2019/extlst" xmlns:r="http://schemas.openxmlformats.org/officeDocument/2006/relationships" xmlns:m="http://schemas.openxmlformats.org/officeDocument/2006/math" xmlns:v="urn:schemas-microsoft-com:vml" xmlns:wp14="http://schemas.microsoft.com/office/word/2010/wordprocessingDrawing" xmlns:wp="http://schemas.openxmlformats.org/drawingml/2006/wordprocessingDrawing" xmlns:w10="urn:schemas-microsoft-com:office:word" xmlns:w="http://schemas.openxmlformats.org/wordprocessingml/2006/main" xmlns:w14="http://schemas.microsoft.com/office/word/2010/wordml" xmlns:w15="http://schemas.microsoft.com/office/word/2012/wordml" xmlns:w16cex="http://schemas.microsoft.com/office/word/2018/wordml/cex" xmlns:w16cid="http://schemas.microsoft.com/office/word/2016/wordml/cid" xmlns:w16="http://schemas.microsoft.com/office/word/2018/wordml" xmlns:w16du="http://schemas.microsoft.com/office/word/2023/wordml/word16du" xmlns:w16sdtdh="http://schemas.microsoft.com/office/word/2020/wordml/sdtdatahash" xmlns:w16se="http://schemas.microsoft.com/office/word/2015/wordml/symex" xmlns:wpg="http://schemas.microsoft.com/office/word/2010/wordprocessingGroup" xmlns:wpi="http://schemas.microsoft.com/office/word/2010/wordprocessingInk" xmlns:wne="http://schemas.microsoft.com/office/word/2006/wordml" xmlns:wps="http://schemas.microsoft.com/office/word/2010/wordprocessingShape" mc:Ignorable="w14 w15 w16se w16cid w16 w16cex w16sdtdh w16du wp14">
+<w:ftr xmlns:wpc="http://schemas.microsoft.com/office/word/2010/wordprocessingCanvas" xmlns:cx="http://schemas.microsoft.com/office/drawing/2014/chartex" xmlns:cx1="http://schemas.microsoft.com/office/drawing/2015/9/8/chartex" xmlns:cx2="http://schemas.microsoft.com/office/drawing/2015/10/21/chartex" xmlns:cx3="http://schemas.microsoft.com/office/drawing/2016/5/9/chartex" xmlns:cx4="http://schemas.microsoft.com/office/drawing/2016/5/10/chartex" xmlns:cx5="http://schemas.microsoft.com/office/drawing/2016/5/11/chartex" xmlns:cx6="http://schemas.microsoft.com/office/drawing/2016/5/12/chartex" xmlns:cx7="http://schemas.microsoft.com/office/drawing/2016/5/13/chartex" xmlns:cx8="http://schemas.microsoft.com/office/drawing/2016/5/14/chartex" xmlns:mc="http://schemas.openxmlformats.org/markup-compatibility/2006" xmlns:aink="http://schemas.microsoft.com/office/drawing/2016/ink" xmlns:am3d="http://schemas.microsoft.com/office/drawing/2017/model3d" xmlns:o="urn:schemas-microsoft-com:office:office" xmlns:oel="http://schemas.microsoft.com/office/2019/extlst" xmlns:r="http://schemas.openxmlformats.org/officeDocument/2006/relationships" xmlns:m="http://schemas.openxmlformats.org/officeDocument/2006/math" xmlns:v="urn:schemas-microsoft-com:vml" xmlns:wp14="http://schemas.microsoft.com/office/word/2010/wordprocessingDrawing" xmlns:wp="http://schemas.openxmlformats.org/drawingml/2006/wordprocessingDrawing" xmlns:w10="urn:schemas-microsoft-com:office:word" xmlns:w="http://schemas.openxmlformats.org/wordprocessingml/2006/main" xmlns:w14="http://schemas.microsoft.com/office/word/2010/wordml" xmlns:w15="http://schemas.microsoft.com/office/word/2012/wordml" xmlns:w16cex="http://schemas.microsoft.com/office/word/2018/wordml/cex" xmlns:w16cid="http://schemas.microsoft.com/office/word/2016/wordml/cid" xmlns:w16="http://schemas.microsoft.com/office/word/2018/wordml" xmlns:w16du="http://schemas.microsoft.com/office/word/2023/wordml/word16du" xmlns:w16sdtdh="http://schemas.microsoft.com/office/word/2020/wordml/sdtdatahash" xmlns:w16sdtfl="http://schemas.microsoft.com/office/word/2024/wordml/sdtformatlock" xmlns:w16se="http://schemas.microsoft.com/office/word/2015/wordml/symex" xmlns:wpg="http://schemas.microsoft.com/office/word/2010/wordprocessingGroup" xmlns:wpi="http://schemas.microsoft.com/office/word/2010/wordprocessingInk" xmlns:wne="http://schemas.microsoft.com/office/word/2006/wordml" xmlns:wps="http://schemas.microsoft.com/office/word/2010/wordprocessingShape" mc:Ignorable="w14 w15 w16se w16cid w16 w16cex w16sdtdh w16sdtfl w16du wp14">
   <w:p>
     <w:pPr>
       <w:pBdr>
@@ -16401,7 +17016,7 @@
 </file>
 
 <file path=word/footer3.xml><?xml version="1.0" encoding="utf-8"?>
-<w:ftr xmlns:wpc="http://schemas.microsoft.com/office/word/2010/wordprocessingCanvas" xmlns:cx="http://schemas.microsoft.com/office/drawing/2014/chartex" xmlns:cx1="http://schemas.microsoft.com/office/drawing/2015/9/8/chartex" xmlns:cx2="http://schemas.microsoft.com/office/drawing/2015/10/21/chartex" xmlns:cx3="http://schemas.microsoft.com/office/drawing/2016/5/9/chartex" xmlns:cx4="http://schemas.microsoft.com/office/drawing/2016/5/10/chartex" xmlns:cx5="http://schemas.microsoft.com/office/drawing/2016/5/11/chartex" xmlns:cx6="http://schemas.microsoft.com/office/drawing/2016/5/12/chartex" xmlns:cx7="http://schemas.microsoft.com/office/drawing/2016/5/13/chartex" xmlns:cx8="http://schemas.microsoft.com/office/drawing/2016/5/14/chartex" xmlns:mc="http://schemas.openxmlformats.org/markup-compatibility/2006" xmlns:aink="http://schemas.microsoft.com/office/drawing/2016/ink" xmlns:am3d="http://schemas.microsoft.com/office/drawing/2017/model3d" xmlns:o="urn:schemas-microsoft-com:office:office" xmlns:oel="http://schemas.microsoft.com/office/2019/extlst" xmlns:r="http://schemas.openxmlformats.org/officeDocument/2006/relationships" xmlns:m="http://schemas.openxmlformats.org/officeDocument/2006/math" xmlns:v="urn:schemas-microsoft-com:vml" xmlns:wp14="http://schemas.microsoft.com/office/word/2010/wordprocessingDrawing" xmlns:wp="http://schemas.openxmlformats.org/drawingml/2006/wordprocessingDrawing" xmlns:w10="urn:schemas-microsoft-com:office:word" xmlns:w="http://schemas.openxmlformats.org/wordprocessingml/2006/main" xmlns:w14="http://schemas.microsoft.com/office/word/2010/wordml" xmlns:w15="http://schemas.microsoft.com/office/word/2012/wordml" xmlns:w16cex="http://schemas.microsoft.com/office/word/2018/wordml/cex" xmlns:w16cid="http://schemas.microsoft.com/office/word/2016/wordml/cid" xmlns:w16="http://schemas.microsoft.com/office/word/2018/wordml" xmlns:w16du="http://schemas.microsoft.com/office/word/2023/wordml/word16du" xmlns:w16sdtdh="http://schemas.microsoft.com/office/word/2020/wordml/sdtdatahash" xmlns:w16se="http://schemas.microsoft.com/office/word/2015/wordml/symex" xmlns:wpg="http://schemas.microsoft.com/office/word/2010/wordprocessingGroup" xmlns:wpi="http://schemas.microsoft.com/office/word/2010/wordprocessingInk" xmlns:wne="http://schemas.microsoft.com/office/word/2006/wordml" xmlns:wps="http://schemas.microsoft.com/office/word/2010/wordprocessingShape" mc:Ignorable="w14 w15 w16se w16cid w16 w16cex w16sdtdh w16du wp14">
+<w:ftr xmlns:wpc="http://schemas.microsoft.com/office/word/2010/wordprocessingCanvas" xmlns:cx="http://schemas.microsoft.com/office/drawing/2014/chartex" xmlns:cx1="http://schemas.microsoft.com/office/drawing/2015/9/8/chartex" xmlns:cx2="http://schemas.microsoft.com/office/drawing/2015/10/21/chartex" xmlns:cx3="http://schemas.microsoft.com/office/drawing/2016/5/9/chartex" xmlns:cx4="http://schemas.microsoft.com/office/drawing/2016/5/10/chartex" xmlns:cx5="http://schemas.microsoft.com/office/drawing/2016/5/11/chartex" xmlns:cx6="http://schemas.microsoft.com/office/drawing/2016/5/12/chartex" xmlns:cx7="http://schemas.microsoft.com/office/drawing/2016/5/13/chartex" xmlns:cx8="http://schemas.microsoft.com/office/drawing/2016/5/14/chartex" xmlns:mc="http://schemas.openxmlformats.org/markup-compatibility/2006" xmlns:aink="http://schemas.microsoft.com/office/drawing/2016/ink" xmlns:am3d="http://schemas.microsoft.com/office/drawing/2017/model3d" xmlns:o="urn:schemas-microsoft-com:office:office" xmlns:oel="http://schemas.microsoft.com/office/2019/extlst" xmlns:r="http://schemas.openxmlformats.org/officeDocument/2006/relationships" xmlns:m="http://schemas.openxmlformats.org/officeDocument/2006/math" xmlns:v="urn:schemas-microsoft-com:vml" xmlns:wp14="http://schemas.microsoft.com/office/word/2010/wordprocessingDrawing" xmlns:wp="http://schemas.openxmlformats.org/drawingml/2006/wordprocessingDrawing" xmlns:w10="urn:schemas-microsoft-com:office:word" xmlns:w="http://schemas.openxmlformats.org/wordprocessingml/2006/main" xmlns:w14="http://schemas.microsoft.com/office/word/2010/wordml" xmlns:w15="http://schemas.microsoft.com/office/word/2012/wordml" xmlns:w16cex="http://schemas.microsoft.com/office/word/2018/wordml/cex" xmlns:w16cid="http://schemas.microsoft.com/office/word/2016/wordml/cid" xmlns:w16="http://schemas.microsoft.com/office/word/2018/wordml" xmlns:w16du="http://schemas.microsoft.com/office/word/2023/wordml/word16du" xmlns:w16sdtdh="http://schemas.microsoft.com/office/word/2020/wordml/sdtdatahash" xmlns:w16sdtfl="http://schemas.microsoft.com/office/word/2024/wordml/sdtformatlock" xmlns:w16se="http://schemas.microsoft.com/office/word/2015/wordml/symex" xmlns:wpg="http://schemas.microsoft.com/office/word/2010/wordprocessingGroup" xmlns:wpi="http://schemas.microsoft.com/office/word/2010/wordprocessingInk" xmlns:wne="http://schemas.microsoft.com/office/word/2006/wordml" xmlns:wps="http://schemas.microsoft.com/office/word/2010/wordprocessingShape" mc:Ignorable="w14 w15 w16se w16cid w16 w16cex w16sdtdh w16sdtfl w16du wp14">
   <w:p>
     <w:pPr>
       <w:pStyle w:val="Footer"/>
@@ -16411,7 +17026,7 @@
 </file>
 
 <file path=word/footnotes.xml><?xml version="1.0" encoding="utf-8"?>
-<w:footnotes xmlns:wpc="http://schemas.microsoft.com/office/word/2010/wordprocessingCanvas" xmlns:cx="http://schemas.microsoft.com/office/drawing/2014/chartex" xmlns:cx1="http://schemas.microsoft.com/office/drawing/2015/9/8/chartex" xmlns:cx2="http://schemas.microsoft.com/office/drawing/2015/10/21/chartex" xmlns:cx3="http://schemas.microsoft.com/office/drawing/2016/5/9/chartex" xmlns:cx4="http://schemas.microsoft.com/office/drawing/2016/5/10/chartex" xmlns:cx5="http://schemas.microsoft.com/office/drawing/2016/5/11/chartex" xmlns:cx6="http://schemas.microsoft.com/office/drawing/2016/5/12/chartex" xmlns:cx7="http://schemas.microsoft.com/office/drawing/2016/5/13/chartex" xmlns:cx8="http://schemas.microsoft.com/office/drawing/2016/5/14/chartex" xmlns:mc="http://schemas.openxmlformats.org/markup-compatibility/2006" xmlns:aink="http://schemas.microsoft.com/office/drawing/2016/ink" xmlns:am3d="http://schemas.microsoft.com/office/drawing/2017/model3d" xmlns:o="urn:schemas-microsoft-com:office:office" xmlns:oel="http://schemas.microsoft.com/office/2019/extlst" xmlns:r="http://schemas.openxmlformats.org/officeDocument/2006/relationships" xmlns:m="http://schemas.openxmlformats.org/officeDocument/2006/math" xmlns:v="urn:schemas-microsoft-com:vml" xmlns:wp14="http://schemas.microsoft.com/office/word/2010/wordprocessingDrawing" xmlns:wp="http://schemas.openxmlformats.org/drawingml/2006/wordprocessingDrawing" xmlns:w10="urn:schemas-microsoft-com:office:word" xmlns:w="http://schemas.openxmlformats.org/wordprocessingml/2006/main" xmlns:w14="http://schemas.microsoft.com/office/word/2010/wordml" xmlns:w15="http://schemas.microsoft.com/office/word/2012/wordml" xmlns:w16cex="http://schemas.microsoft.com/office/word/2018/wordml/cex" xmlns:w16cid="http://schemas.microsoft.com/office/word/2016/wordml/cid" xmlns:w16="http://schemas.microsoft.com/office/word/2018/wordml" xmlns:w16du="http://schemas.microsoft.com/office/word/2023/wordml/word16du" xmlns:w16sdtdh="http://schemas.microsoft.com/office/word/2020/wordml/sdtdatahash" xmlns:w16se="http://schemas.microsoft.com/office/word/2015/wordml/symex" xmlns:wpg="http://schemas.microsoft.com/office/word/2010/wordprocessingGroup" xmlns:wpi="http://schemas.microsoft.com/office/word/2010/wordprocessingInk" xmlns:wne="http://schemas.microsoft.com/office/word/2006/wordml" xmlns:wps="http://schemas.microsoft.com/office/word/2010/wordprocessingShape" mc:Ignorable="w14 w15 w16se w16cid w16 w16cex w16sdtdh w16du wp14">
+<w:footnotes xmlns:wpc="http://schemas.microsoft.com/office/word/2010/wordprocessingCanvas" xmlns:cx="http://schemas.microsoft.com/office/drawing/2014/chartex" xmlns:cx1="http://schemas.microsoft.com/office/drawing/2015/9/8/chartex" xmlns:cx2="http://schemas.microsoft.com/office/drawing/2015/10/21/chartex" xmlns:cx3="http://schemas.microsoft.com/office/drawing/2016/5/9/chartex" xmlns:cx4="http://schemas.microsoft.com/office/drawing/2016/5/10/chartex" xmlns:cx5="http://schemas.microsoft.com/office/drawing/2016/5/11/chartex" xmlns:cx6="http://schemas.microsoft.com/office/drawing/2016/5/12/chartex" xmlns:cx7="http://schemas.microsoft.com/office/drawing/2016/5/13/chartex" xmlns:cx8="http://schemas.microsoft.com/office/drawing/2016/5/14/chartex" xmlns:mc="http://schemas.openxmlformats.org/markup-compatibility/2006" xmlns:aink="http://schemas.microsoft.com/office/drawing/2016/ink" xmlns:am3d="http://schemas.microsoft.com/office/drawing/2017/model3d" xmlns:o="urn:schemas-microsoft-com:office:office" xmlns:oel="http://schemas.microsoft.com/office/2019/extlst" xmlns:r="http://schemas.openxmlformats.org/officeDocument/2006/relationships" xmlns:m="http://schemas.openxmlformats.org/officeDocument/2006/math" xmlns:v="urn:schemas-microsoft-com:vml" xmlns:wp14="http://schemas.microsoft.com/office/word/2010/wordprocessingDrawing" xmlns:wp="http://schemas.openxmlformats.org/drawingml/2006/wordprocessingDrawing" xmlns:w10="urn:schemas-microsoft-com:office:word" xmlns:w="http://schemas.openxmlformats.org/wordprocessingml/2006/main" xmlns:w14="http://schemas.microsoft.com/office/word/2010/wordml" xmlns:w15="http://schemas.microsoft.com/office/word/2012/wordml" xmlns:w16cex="http://schemas.microsoft.com/office/word/2018/wordml/cex" xmlns:w16cid="http://schemas.microsoft.com/office/word/2016/wordml/cid" xmlns:w16="http://schemas.microsoft.com/office/word/2018/wordml" xmlns:w16du="http://schemas.microsoft.com/office/word/2023/wordml/word16du" xmlns:w16sdtdh="http://schemas.microsoft.com/office/word/2020/wordml/sdtdatahash" xmlns:w16sdtfl="http://schemas.microsoft.com/office/word/2024/wordml/sdtformatlock" xmlns:w16se="http://schemas.microsoft.com/office/word/2015/wordml/symex" xmlns:wpg="http://schemas.microsoft.com/office/word/2010/wordprocessingGroup" xmlns:wpi="http://schemas.microsoft.com/office/word/2010/wordprocessingInk" xmlns:wne="http://schemas.microsoft.com/office/word/2006/wordml" xmlns:wps="http://schemas.microsoft.com/office/word/2010/wordprocessingShape" mc:Ignorable="w14 w15 w16se w16cid w16 w16cex w16sdtdh w16sdtfl w16du wp14">
   <w:footnote w:type="separator" w:id="-1">
     <w:p>
       <w:pPr>
@@ -16436,7 +17051,7 @@
 </file>
 
 <file path=word/header1.xml><?xml version="1.0" encoding="utf-8"?>
-<w:hdr xmlns:wpc="http://schemas.microsoft.com/office/word/2010/wordprocessingCanvas" xmlns:cx="http://schemas.microsoft.com/office/drawing/2014/chartex" xmlns:cx1="http://schemas.microsoft.com/office/drawing/2015/9/8/chartex" xmlns:cx2="http://schemas.microsoft.com/office/drawing/2015/10/21/chartex" xmlns:cx3="http://schemas.microsoft.com/office/drawing/2016/5/9/chartex" xmlns:cx4="http://schemas.microsoft.com/office/drawing/2016/5/10/chartex" xmlns:cx5="http://schemas.microsoft.com/office/drawing/2016/5/11/chartex" xmlns:cx6="http://schemas.microsoft.com/office/drawing/2016/5/12/chartex" xmlns:cx7="http://schemas.microsoft.com/office/drawing/2016/5/13/chartex" xmlns:cx8="http://schemas.microsoft.com/office/drawing/2016/5/14/chartex" xmlns:mc="http://schemas.openxmlformats.org/markup-compatibility/2006" xmlns:aink="http://schemas.microsoft.com/office/drawing/2016/ink" xmlns:am3d="http://schemas.microsoft.com/office/drawing/2017/model3d" xmlns:o="urn:schemas-microsoft-com:office:office" xmlns:oel="http://schemas.microsoft.com/office/2019/extlst" xmlns:r="http://schemas.openxmlformats.org/officeDocument/2006/relationships" xmlns:m="http://schemas.openxmlformats.org/officeDocument/2006/math" xmlns:v="urn:schemas-microsoft-com:vml" xmlns:wp14="http://schemas.microsoft.com/office/word/2010/wordprocessingDrawing" xmlns:wp="http://schemas.openxmlformats.org/drawingml/2006/wordprocessingDrawing" xmlns:w10="urn:schemas-microsoft-com:office:word" xmlns:w="http://schemas.openxmlformats.org/wordprocessingml/2006/main" xmlns:w14="http://schemas.microsoft.com/office/word/2010/wordml" xmlns:w15="http://schemas.microsoft.com/office/word/2012/wordml" xmlns:w16cex="http://schemas.microsoft.com/office/word/2018/wordml/cex" xmlns:w16cid="http://schemas.microsoft.com/office/word/2016/wordml/cid" xmlns:w16="http://schemas.microsoft.com/office/word/2018/wordml" xmlns:w16du="http://schemas.microsoft.com/office/word/2023/wordml/word16du" xmlns:w16sdtdh="http://schemas.microsoft.com/office/word/2020/wordml/sdtdatahash" xmlns:w16se="http://schemas.microsoft.com/office/word/2015/wordml/symex" xmlns:wpg="http://schemas.microsoft.com/office/word/2010/wordprocessingGroup" xmlns:wpi="http://schemas.microsoft.com/office/word/2010/wordprocessingInk" xmlns:wne="http://schemas.microsoft.com/office/word/2006/wordml" xmlns:wps="http://schemas.microsoft.com/office/word/2010/wordprocessingShape" mc:Ignorable="w14 w15 w16se w16cid w16 w16cex w16sdtdh w16du wp14">
+<w:hdr xmlns:wpc="http://schemas.microsoft.com/office/word/2010/wordprocessingCanvas" xmlns:cx="http://schemas.microsoft.com/office/drawing/2014/chartex" xmlns:cx1="http://schemas.microsoft.com/office/drawing/2015/9/8/chartex" xmlns:cx2="http://schemas.microsoft.com/office/drawing/2015/10/21/chartex" xmlns:cx3="http://schemas.microsoft.com/office/drawing/2016/5/9/chartex" xmlns:cx4="http://schemas.microsoft.com/office/drawing/2016/5/10/chartex" xmlns:cx5="http://schemas.microsoft.com/office/drawing/2016/5/11/chartex" xmlns:cx6="http://schemas.microsoft.com/office/drawing/2016/5/12/chartex" xmlns:cx7="http://schemas.microsoft.com/office/drawing/2016/5/13/chartex" xmlns:cx8="http://schemas.microsoft.com/office/drawing/2016/5/14/chartex" xmlns:mc="http://schemas.openxmlformats.org/markup-compatibility/2006" xmlns:aink="http://schemas.microsoft.com/office/drawing/2016/ink" xmlns:am3d="http://schemas.microsoft.com/office/drawing/2017/model3d" xmlns:o="urn:schemas-microsoft-com:office:office" xmlns:oel="http://schemas.microsoft.com/office/2019/extlst" xmlns:r="http://schemas.openxmlformats.org/officeDocument/2006/relationships" xmlns:m="http://schemas.openxmlformats.org/officeDocument/2006/math" xmlns:v="urn:schemas-microsoft-com:vml" xmlns:wp14="http://schemas.microsoft.com/office/word/2010/wordprocessingDrawing" xmlns:wp="http://schemas.openxmlformats.org/drawingml/2006/wordprocessingDrawing" xmlns:w10="urn:schemas-microsoft-com:office:word" xmlns:w="http://schemas.openxmlformats.org/wordprocessingml/2006/main" xmlns:w14="http://schemas.microsoft.com/office/word/2010/wordml" xmlns:w15="http://schemas.microsoft.com/office/word/2012/wordml" xmlns:w16cex="http://schemas.microsoft.com/office/word/2018/wordml/cex" xmlns:w16cid="http://schemas.microsoft.com/office/word/2016/wordml/cid" xmlns:w16="http://schemas.microsoft.com/office/word/2018/wordml" xmlns:w16du="http://schemas.microsoft.com/office/word/2023/wordml/word16du" xmlns:w16sdtdh="http://schemas.microsoft.com/office/word/2020/wordml/sdtdatahash" xmlns:w16sdtfl="http://schemas.microsoft.com/office/word/2024/wordml/sdtformatlock" xmlns:w16se="http://schemas.microsoft.com/office/word/2015/wordml/symex" xmlns:wpg="http://schemas.microsoft.com/office/word/2010/wordprocessingGroup" xmlns:wpi="http://schemas.microsoft.com/office/word/2010/wordprocessingInk" xmlns:wne="http://schemas.microsoft.com/office/word/2006/wordml" xmlns:wps="http://schemas.microsoft.com/office/word/2010/wordprocessingShape" mc:Ignorable="w14 w15 w16se w16cid w16 w16cex w16sdtdh w16sdtfl w16du wp14">
   <w:p>
     <w:pPr>
       <w:pStyle w:val="Header"/>
@@ -16449,7 +17064,7 @@
 </file>
 
 <file path=word/header2.xml><?xml version="1.0" encoding="utf-8"?>
-<w:hdr xmlns:wpc="http://schemas.microsoft.com/office/word/2010/wordprocessingCanvas" xmlns:cx="http://schemas.microsoft.com/office/drawing/2014/chartex" xmlns:cx1="http://schemas.microsoft.com/office/drawing/2015/9/8/chartex" xmlns:cx2="http://schemas.microsoft.com/office/drawing/2015/10/21/chartex" xmlns:cx3="http://schemas.microsoft.com/office/drawing/2016/5/9/chartex" xmlns:cx4="http://schemas.microsoft.com/office/drawing/2016/5/10/chartex" xmlns:cx5="http://schemas.microsoft.com/office/drawing/2016/5/11/chartex" xmlns:cx6="http://schemas.microsoft.com/office/drawing/2016/5/12/chartex" xmlns:cx7="http://schemas.microsoft.com/office/drawing/2016/5/13/chartex" xmlns:cx8="http://schemas.microsoft.com/office/drawing/2016/5/14/chartex" xmlns:mc="http://schemas.openxmlformats.org/markup-compatibility/2006" xmlns:aink="http://schemas.microsoft.com/office/drawing/2016/ink" xmlns:am3d="http://schemas.microsoft.com/office/drawing/2017/model3d" xmlns:o="urn:schemas-microsoft-com:office:office" xmlns:oel="http://schemas.microsoft.com/office/2019/extlst" xmlns:r="http://schemas.openxmlformats.org/officeDocument/2006/relationships" xmlns:m="http://schemas.openxmlformats.org/officeDocument/2006/math" xmlns:v="urn:schemas-microsoft-com:vml" xmlns:wp14="http://schemas.microsoft.com/office/word/2010/wordprocessingDrawing" xmlns:wp="http://schemas.openxmlformats.org/drawingml/2006/wordprocessingDrawing" xmlns:w10="urn:schemas-microsoft-com:office:word" xmlns:w="http://schemas.openxmlformats.org/wordprocessingml/2006/main" xmlns:w14="http://schemas.microsoft.com/office/word/2010/wordml" xmlns:w15="http://schemas.microsoft.com/office/word/2012/wordml" xmlns:w16cex="http://schemas.microsoft.com/office/word/2018/wordml/cex" xmlns:w16cid="http://schemas.microsoft.com/office/word/2016/wordml/cid" xmlns:w16="http://schemas.microsoft.com/office/word/2018/wordml" xmlns:w16du="http://schemas.microsoft.com/office/word/2023/wordml/word16du" xmlns:w16sdtdh="http://schemas.microsoft.com/office/word/2020/wordml/sdtdatahash" xmlns:w16se="http://schemas.microsoft.com/office/word/2015/wordml/symex" xmlns:wpg="http://schemas.microsoft.com/office/word/2010/wordprocessingGroup" xmlns:wpi="http://schemas.microsoft.com/office/word/2010/wordprocessingInk" xmlns:wne="http://schemas.microsoft.com/office/word/2006/wordml" xmlns:wps="http://schemas.microsoft.com/office/word/2010/wordprocessingShape" mc:Ignorable="w14 w15 w16se w16cid w16 w16cex w16sdtdh w16du wp14">
+<w:hdr xmlns:wpc="http://schemas.microsoft.com/office/word/2010/wordprocessingCanvas" xmlns:cx="http://schemas.microsoft.com/office/drawing/2014/chartex" xmlns:cx1="http://schemas.microsoft.com/office/drawing/2015/9/8/chartex" xmlns:cx2="http://schemas.microsoft.com/office/drawing/2015/10/21/chartex" xmlns:cx3="http://schemas.microsoft.com/office/drawing/2016/5/9/chartex" xmlns:cx4="http://schemas.microsoft.com/office/drawing/2016/5/10/chartex" xmlns:cx5="http://schemas.microsoft.com/office/drawing/2016/5/11/chartex" xmlns:cx6="http://schemas.microsoft.com/office/drawing/2016/5/12/chartex" xmlns:cx7="http://schemas.microsoft.com/office/drawing/2016/5/13/chartex" xmlns:cx8="http://schemas.microsoft.com/office/drawing/2016/5/14/chartex" xmlns:mc="http://schemas.openxmlformats.org/markup-compatibility/2006" xmlns:aink="http://schemas.microsoft.com/office/drawing/2016/ink" xmlns:am3d="http://schemas.microsoft.com/office/drawing/2017/model3d" xmlns:o="urn:schemas-microsoft-com:office:office" xmlns:oel="http://schemas.microsoft.com/office/2019/extlst" xmlns:r="http://schemas.openxmlformats.org/officeDocument/2006/relationships" xmlns:m="http://schemas.openxmlformats.org/officeDocument/2006/math" xmlns:v="urn:schemas-microsoft-com:vml" xmlns:wp14="http://schemas.microsoft.com/office/word/2010/wordprocessingDrawing" xmlns:wp="http://schemas.openxmlformats.org/drawingml/2006/wordprocessingDrawing" xmlns:w10="urn:schemas-microsoft-com:office:word" xmlns:w="http://schemas.openxmlformats.org/wordprocessingml/2006/main" xmlns:w14="http://schemas.microsoft.com/office/word/2010/wordml" xmlns:w15="http://schemas.microsoft.com/office/word/2012/wordml" xmlns:w16cex="http://schemas.microsoft.com/office/word/2018/wordml/cex" xmlns:w16cid="http://schemas.microsoft.com/office/word/2016/wordml/cid" xmlns:w16="http://schemas.microsoft.com/office/word/2018/wordml" xmlns:w16du="http://schemas.microsoft.com/office/word/2023/wordml/word16du" xmlns:w16sdtdh="http://schemas.microsoft.com/office/word/2020/wordml/sdtdatahash" xmlns:w16sdtfl="http://schemas.microsoft.com/office/word/2024/wordml/sdtformatlock" xmlns:w16se="http://schemas.microsoft.com/office/word/2015/wordml/symex" xmlns:wpg="http://schemas.microsoft.com/office/word/2010/wordprocessingGroup" xmlns:wpi="http://schemas.microsoft.com/office/word/2010/wordprocessingInk" xmlns:wne="http://schemas.microsoft.com/office/word/2006/wordml" xmlns:wps="http://schemas.microsoft.com/office/word/2010/wordprocessingShape" mc:Ignorable="w14 w15 w16se w16cid w16 w16cex w16sdtdh w16sdtfl w16du wp14">
   <w:p>
     <w:pPr>
       <w:pStyle w:val="Header"/>
@@ -16462,7 +17077,7 @@
 </file>
 
 <file path=word/header3.xml><?xml version="1.0" encoding="utf-8"?>
-<w:hdr xmlns:wpc="http://schemas.microsoft.com/office/word/2010/wordprocessingCanvas" xmlns:cx="http://schemas.microsoft.com/office/drawing/2014/chartex" xmlns:cx1="http://schemas.microsoft.com/office/drawing/2015/9/8/chartex" xmlns:cx2="http://schemas.microsoft.com/office/drawing/2015/10/21/chartex" xmlns:cx3="http://schemas.microsoft.com/office/drawing/2016/5/9/chartex" xmlns:cx4="http://schemas.microsoft.com/office/drawing/2016/5/10/chartex" xmlns:cx5="http://schemas.microsoft.com/office/drawing/2016/5/11/chartex" xmlns:cx6="http://schemas.microsoft.com/office/drawing/2016/5/12/chartex" xmlns:cx7="http://schemas.microsoft.com/office/drawing/2016/5/13/chartex" xmlns:cx8="http://schemas.microsoft.com/office/drawing/2016/5/14/chartex" xmlns:mc="http://schemas.openxmlformats.org/markup-compatibility/2006" xmlns:aink="http://schemas.microsoft.com/office/drawing/2016/ink" xmlns:am3d="http://schemas.microsoft.com/office/drawing/2017/model3d" xmlns:o="urn:schemas-microsoft-com:office:office" xmlns:oel="http://schemas.microsoft.com/office/2019/extlst" xmlns:r="http://schemas.openxmlformats.org/officeDocument/2006/relationships" xmlns:m="http://schemas.openxmlformats.org/officeDocument/2006/math" xmlns:v="urn:schemas-microsoft-com:vml" xmlns:wp14="http://schemas.microsoft.com/office/word/2010/wordprocessingDrawing" xmlns:wp="http://schemas.openxmlformats.org/drawingml/2006/wordprocessingDrawing" xmlns:w10="urn:schemas-microsoft-com:office:word" xmlns:w="http://schemas.openxmlformats.org/wordprocessingml/2006/main" xmlns:w14="http://schemas.microsoft.com/office/word/2010/wordml" xmlns:w15="http://schemas.microsoft.com/office/word/2012/wordml" xmlns:w16cex="http://schemas.microsoft.com/office/word/2018/wordml/cex" xmlns:w16cid="http://schemas.microsoft.com/office/word/2016/wordml/cid" xmlns:w16="http://schemas.microsoft.com/office/word/2018/wordml" xmlns:w16du="http://schemas.microsoft.com/office/word/2023/wordml/word16du" xmlns:w16sdtdh="http://schemas.microsoft.com/office/word/2020/wordml/sdtdatahash" xmlns:w16se="http://schemas.microsoft.com/office/word/2015/wordml/symex" xmlns:wpg="http://schemas.microsoft.com/office/word/2010/wordprocessingGroup" xmlns:wpi="http://schemas.microsoft.com/office/word/2010/wordprocessingInk" xmlns:wne="http://schemas.microsoft.com/office/word/2006/wordml" xmlns:wps="http://schemas.microsoft.com/office/word/2010/wordprocessingShape" mc:Ignorable="w14 w15 w16se w16cid w16 w16cex w16sdtdh w16du wp14">
+<w:hdr xmlns:wpc="http://schemas.microsoft.com/office/word/2010/wordprocessingCanvas" xmlns:cx="http://schemas.microsoft.com/office/drawing/2014/chartex" xmlns:cx1="http://schemas.microsoft.com/office/drawing/2015/9/8/chartex" xmlns:cx2="http://schemas.microsoft.com/office/drawing/2015/10/21/chartex" xmlns:cx3="http://schemas.microsoft.com/office/drawing/2016/5/9/chartex" xmlns:cx4="http://schemas.microsoft.com/office/drawing/2016/5/10/chartex" xmlns:cx5="http://schemas.microsoft.com/office/drawing/2016/5/11/chartex" xmlns:cx6="http://schemas.microsoft.com/office/drawing/2016/5/12/chartex" xmlns:cx7="http://schemas.microsoft.com/office/drawing/2016/5/13/chartex" xmlns:cx8="http://schemas.microsoft.com/office/drawing/2016/5/14/chartex" xmlns:mc="http://schemas.openxmlformats.org/markup-compatibility/2006" xmlns:aink="http://schemas.microsoft.com/office/drawing/2016/ink" xmlns:am3d="http://schemas.microsoft.com/office/drawing/2017/model3d" xmlns:o="urn:schemas-microsoft-com:office:office" xmlns:oel="http://schemas.microsoft.com/office/2019/extlst" xmlns:r="http://schemas.openxmlformats.org/officeDocument/2006/relationships" xmlns:m="http://schemas.openxmlformats.org/officeDocument/2006/math" xmlns:v="urn:schemas-microsoft-com:vml" xmlns:wp14="http://schemas.microsoft.com/office/word/2010/wordprocessingDrawing" xmlns:wp="http://schemas.openxmlformats.org/drawingml/2006/wordprocessingDrawing" xmlns:w10="urn:schemas-microsoft-com:office:word" xmlns:w="http://schemas.openxmlformats.org/wordprocessingml/2006/main" xmlns:w14="http://schemas.microsoft.com/office/word/2010/wordml" xmlns:w15="http://schemas.microsoft.com/office/word/2012/wordml" xmlns:w16cex="http://schemas.microsoft.com/office/word/2018/wordml/cex" xmlns:w16cid="http://schemas.microsoft.com/office/word/2016/wordml/cid" xmlns:w16="http://schemas.microsoft.com/office/word/2018/wordml" xmlns:w16du="http://schemas.microsoft.com/office/word/2023/wordml/word16du" xmlns:w16sdtdh="http://schemas.microsoft.com/office/word/2020/wordml/sdtdatahash" xmlns:w16sdtfl="http://schemas.microsoft.com/office/word/2024/wordml/sdtformatlock" xmlns:w16se="http://schemas.microsoft.com/office/word/2015/wordml/symex" xmlns:wpg="http://schemas.microsoft.com/office/word/2010/wordprocessingGroup" xmlns:wpi="http://schemas.microsoft.com/office/word/2010/wordprocessingInk" xmlns:wne="http://schemas.microsoft.com/office/word/2006/wordml" xmlns:wps="http://schemas.microsoft.com/office/word/2010/wordprocessingShape" mc:Ignorable="w14 w15 w16se w16cid w16 w16cex w16sdtdh w16sdtfl w16du wp14">
   <w:p>
     <w:pPr>
       <w:pStyle w:val="Header"/>
@@ -16472,7 +17087,7 @@
 </file>
 
 <file path=word/styles.xml><?xml version="1.0" encoding="utf-8"?>
-<w:styles xmlns:mc="http://schemas.openxmlformats.org/markup-compatibility/2006" xmlns:r="http://schemas.openxmlformats.org/officeDocument/2006/relationships" xmlns:w="http://schemas.openxmlformats.org/wordprocessingml/2006/main" xmlns:w14="http://schemas.microsoft.com/office/word/2010/wordml" xmlns:w15="http://schemas.microsoft.com/office/word/2012/wordml" xmlns:w16cex="http://schemas.microsoft.com/office/word/2018/wordml/cex" xmlns:w16cid="http://schemas.microsoft.com/office/word/2016/wordml/cid" xmlns:w16="http://schemas.microsoft.com/office/word/2018/wordml" xmlns:w16du="http://schemas.microsoft.com/office/word/2023/wordml/word16du" xmlns:w16sdtdh="http://schemas.microsoft.com/office/word/2020/wordml/sdtdatahash" xmlns:w16se="http://schemas.microsoft.com/office/word/2015/wordml/symex" mc:Ignorable="w14 w15 w16se w16cid w16 w16cex w16sdtdh w16du">
+<w:styles xmlns:mc="http://schemas.openxmlformats.org/markup-compatibility/2006" xmlns:r="http://schemas.openxmlformats.org/officeDocument/2006/relationships" xmlns:w="http://schemas.openxmlformats.org/wordprocessingml/2006/main" xmlns:w14="http://schemas.microsoft.com/office/word/2010/wordml" xmlns:w15="http://schemas.microsoft.com/office/word/2012/wordml" xmlns:w16cex="http://schemas.microsoft.com/office/word/2018/wordml/cex" xmlns:w16cid="http://schemas.microsoft.com/office/word/2016/wordml/cid" xmlns:w16="http://schemas.microsoft.com/office/word/2018/wordml" xmlns:w16du="http://schemas.microsoft.com/office/word/2023/wordml/word16du" xmlns:w16sdtdh="http://schemas.microsoft.com/office/word/2020/wordml/sdtdatahash" xmlns:w16sdtfl="http://schemas.microsoft.com/office/word/2024/wordml/sdtformatlock" xmlns:w16se="http://schemas.microsoft.com/office/word/2015/wordml/symex" mc:Ignorable="w14 w15 w16se w16cid w16 w16cex w16sdtdh w16sdtfl w16du">
   <w:docDefaults>
     <w:rPrDefault>
       <w:rPr>

--- a/TS-Padam/TS-2.6/TS 2.6 Tamil Pada Paatam Corrections.docx
+++ b/TS-Padam/TS-2.6/TS 2.6 Tamil Pada Paatam Corrections.docx
@@ -2,628 +2,6 @@
 <file path=word/document.xml><?xml version="1.0" encoding="utf-8"?>
 <w:document xmlns:wpc="http://schemas.microsoft.com/office/word/2010/wordprocessingCanvas" xmlns:cx="http://schemas.microsoft.com/office/drawing/2014/chartex" xmlns:cx1="http://schemas.microsoft.com/office/drawing/2015/9/8/chartex" xmlns:cx2="http://schemas.microsoft.com/office/drawing/2015/10/21/chartex" xmlns:cx3="http://schemas.microsoft.com/office/drawing/2016/5/9/chartex" xmlns:cx4="http://schemas.microsoft.com/office/drawing/2016/5/10/chartex" xmlns:cx5="http://schemas.microsoft.com/office/drawing/2016/5/11/chartex" xmlns:cx6="http://schemas.microsoft.com/office/drawing/2016/5/12/chartex" xmlns:cx7="http://schemas.microsoft.com/office/drawing/2016/5/13/chartex" xmlns:cx8="http://schemas.microsoft.com/office/drawing/2016/5/14/chartex" xmlns:mc="http://schemas.openxmlformats.org/markup-compatibility/2006" xmlns:aink="http://schemas.microsoft.com/office/drawing/2016/ink" xmlns:am3d="http://schemas.microsoft.com/office/drawing/2017/model3d" xmlns:o="urn:schemas-microsoft-com:office:office" xmlns:oel="http://schemas.microsoft.com/office/2019/extlst" xmlns:r="http://schemas.openxmlformats.org/officeDocument/2006/relationships" xmlns:m="http://schemas.openxmlformats.org/officeDocument/2006/math" xmlns:v="urn:schemas-microsoft-com:vml" xmlns:wp14="http://schemas.microsoft.com/office/word/2010/wordprocessingDrawing" xmlns:wp="http://schemas.openxmlformats.org/drawingml/2006/wordprocessingDrawing" xmlns:w10="urn:schemas-microsoft-com:office:word" xmlns:w="http://schemas.openxmlformats.org/wordprocessingml/2006/main" xmlns:w14="http://schemas.microsoft.com/office/word/2010/wordml" xmlns:w15="http://schemas.microsoft.com/office/word/2012/wordml" xmlns:w16cex="http://schemas.microsoft.com/office/word/2018/wordml/cex" xmlns:w16cid="http://schemas.microsoft.com/office/word/2016/wordml/cid" xmlns:w16="http://schemas.microsoft.com/office/word/2018/wordml" xmlns:w16du="http://schemas.microsoft.com/office/word/2023/wordml/word16du" xmlns:w16sdtdh="http://schemas.microsoft.com/office/word/2020/wordml/sdtdatahash" xmlns:w16sdtfl="http://schemas.microsoft.com/office/word/2024/wordml/sdtformatlock" xmlns:w16se="http://schemas.microsoft.com/office/word/2015/wordml/symex" xmlns:wpg="http://schemas.microsoft.com/office/word/2010/wordprocessingGroup" xmlns:wpi="http://schemas.microsoft.com/office/word/2010/wordprocessingInk" xmlns:wne="http://schemas.microsoft.com/office/word/2006/wordml" xmlns:wps="http://schemas.microsoft.com/office/word/2010/wordprocessingShape" mc:Ignorable="w14 w15 w16se w16cid w16 w16cex w16sdtdh w16sdtfl w16du wp14">
   <w:body>
-    <w:p>
-      <w:pPr>
-        <w:jc w:val="center"/>
-        <w:rPr>
-          <w:b/>
-          <w:bCs/>
-          <w:sz w:val="32"/>
-          <w:szCs w:val="32"/>
-          <w:u w:val="single"/>
-        </w:rPr>
-      </w:pPr>
-      <w:r>
-        <w:rPr>
-          <w:b/>
-          <w:bCs/>
-          <w:sz w:val="32"/>
-          <w:szCs w:val="32"/>
-          <w:u w:val="single"/>
-        </w:rPr>
-        <w:t>TS Pada Paatam – TS 2.6 Tamil co</w:t>
-      </w:r>
-      <w:r>
-        <w:rPr>
-          <w:b/>
-          <w:bCs/>
-          <w:sz w:val="32"/>
-          <w:szCs w:val="32"/>
-          <w:u w:val="single"/>
-        </w:rPr>
-        <w:t>rrections –</w:t>
-      </w:r>
-      <w:r>
-        <w:rPr>
-          <w:b/>
-          <w:bCs/>
-          <w:sz w:val="32"/>
-          <w:szCs w:val="32"/>
-          <w:u w:val="single"/>
-        </w:rPr>
-        <w:t xml:space="preserve"> </w:t>
-      </w:r>
-      <w:r>
-        <w:rPr>
-          <w:b/>
-          <w:bCs/>
-          <w:sz w:val="32"/>
-          <w:szCs w:val="32"/>
-          <w:u w:val="single"/>
-        </w:rPr>
-        <w:t xml:space="preserve">Observed till </w:t>
-      </w:r>
-      <w:r>
-        <w:rPr>
-          <w:b/>
-          <w:bCs/>
-          <w:sz w:val="32"/>
-          <w:szCs w:val="32"/>
-          <w:highlight w:val="red"/>
-          <w:u w:val="single"/>
-        </w:rPr>
-        <w:t>????</w:t>
-      </w:r>
-    </w:p>
-    <w:p>
-      <w:pPr>
-        <w:jc w:val="center"/>
-        <w:rPr>
-          <w:b/>
-          <w:bCs/>
-        </w:rPr>
-      </w:pPr>
-      <w:r>
-        <w:rPr>
-          <w:b/>
-          <w:bCs/>
-        </w:rPr>
-        <w:t xml:space="preserve"> (ignore those which are already incorporated in your book’s version and date)</w:t>
-      </w:r>
-    </w:p>
-    <w:tbl>
-      <w:tblPr>
-        <w:tblW w:w="12794" w:type="dxa"/>
-        <w:tblInd w:w="-318" w:type="dxa"/>
-        <w:tblBorders>
-          <w:top w:val="single" w:sz="4" w:space="0" w:color="000000"/>
-          <w:left w:val="single" w:sz="4" w:space="0" w:color="000000"/>
-          <w:bottom w:val="single" w:sz="4" w:space="0" w:color="000000"/>
-          <w:right w:val="single" w:sz="4" w:space="0" w:color="000000"/>
-          <w:insideH w:val="single" w:sz="4" w:space="0" w:color="000000"/>
-          <w:insideV w:val="single" w:sz="4" w:space="0" w:color="000000"/>
-        </w:tblBorders>
-        <w:tblLook w:val="04A0" w:firstRow="1" w:lastRow="0" w:firstColumn="1" w:lastColumn="0" w:noHBand="0" w:noVBand="1"/>
-      </w:tblPr>
-      <w:tblGrid>
-        <w:gridCol w:w="3120"/>
-        <w:gridCol w:w="4424"/>
-        <w:gridCol w:w="5250"/>
-      </w:tblGrid>
-      <w:tr>
-        <w:tc>
-          <w:tcPr>
-            <w:tcW w:w="3120" w:type="dxa"/>
-          </w:tcPr>
-          <w:p>
-            <w:pPr>
-              <w:spacing w:before="0" w:line="240" w:lineRule="auto"/>
-              <w:jc w:val="center"/>
-              <w:rPr>
-                <w:sz w:val="32"/>
-                <w:szCs w:val="32"/>
-              </w:rPr>
-            </w:pPr>
-            <w:r>
-              <w:rPr>
-                <w:sz w:val="32"/>
-                <w:szCs w:val="32"/>
-              </w:rPr>
-              <w:t>Section, Paragraph</w:t>
-            </w:r>
-          </w:p>
-          <w:p>
-            <w:pPr>
-              <w:spacing w:before="0" w:line="240" w:lineRule="auto"/>
-              <w:jc w:val="center"/>
-              <w:rPr>
-                <w:sz w:val="32"/>
-                <w:szCs w:val="32"/>
-              </w:rPr>
-            </w:pPr>
-            <w:r>
-              <w:rPr>
-                <w:sz w:val="32"/>
-                <w:szCs w:val="32"/>
-              </w:rPr>
-              <w:t>Reference</w:t>
-            </w:r>
-          </w:p>
-        </w:tc>
-        <w:tc>
-          <w:tcPr>
-            <w:tcW w:w="4424" w:type="dxa"/>
-          </w:tcPr>
-          <w:p>
-            <w:pPr>
-              <w:spacing w:before="0" w:line="240" w:lineRule="auto"/>
-              <w:jc w:val="center"/>
-              <w:rPr>
-                <w:sz w:val="32"/>
-                <w:szCs w:val="32"/>
-              </w:rPr>
-            </w:pPr>
-            <w:r>
-              <w:rPr>
-                <w:sz w:val="32"/>
-                <w:szCs w:val="32"/>
-              </w:rPr>
-              <w:t>As Printed</w:t>
-            </w:r>
-          </w:p>
-        </w:tc>
-        <w:tc>
-          <w:tcPr>
-            <w:tcW w:w="5250" w:type="dxa"/>
-          </w:tcPr>
-          <w:p>
-            <w:pPr>
-              <w:spacing w:before="0" w:line="240" w:lineRule="auto"/>
-              <w:ind w:right="-18"/>
-              <w:jc w:val="center"/>
-              <w:rPr>
-                <w:sz w:val="32"/>
-                <w:szCs w:val="32"/>
-              </w:rPr>
-            </w:pPr>
-            <w:r>
-              <w:rPr>
-                <w:sz w:val="32"/>
-                <w:szCs w:val="32"/>
-              </w:rPr>
-              <w:t>To be read as or corrected as</w:t>
-            </w:r>
-          </w:p>
-        </w:tc>
-      </w:tr>
-      <w:tr>
-        <w:trPr>
-          <w:trHeight w:val="1091"/>
-        </w:trPr>
-        <w:tc>
-          <w:tcPr>
-            <w:tcW w:w="3120" w:type="dxa"/>
-            <w:tcBorders>
-              <w:top w:val="single" w:sz="4" w:space="0" w:color="000000"/>
-              <w:left w:val="single" w:sz="4" w:space="0" w:color="000000"/>
-              <w:bottom w:val="single" w:sz="4" w:space="0" w:color="000000"/>
-              <w:right w:val="single" w:sz="4" w:space="0" w:color="000000"/>
-            </w:tcBorders>
-          </w:tcPr>
-          <w:p>
-            <w:pPr>
-              <w:widowControl w:val="0"/>
-              <w:autoSpaceDE w:val="0"/>
-              <w:autoSpaceDN w:val="0"/>
-              <w:adjustRightInd w:val="0"/>
-              <w:spacing w:before="0" w:line="264" w:lineRule="auto"/>
-              <w:ind w:right="-320"/>
-              <w:jc w:val="both"/>
-              <w:rPr>
-                <w:rFonts w:eastAsia="Times New Roman" w:cs="Arial"/>
-                <w:b/>
-                <w:sz w:val="28"/>
-                <w:szCs w:val="28"/>
-                <w:lang w:eastAsia="en-IN" w:bidi="ml-IN"/>
-              </w:rPr>
-            </w:pPr>
-            <w:r>
-              <w:rPr>
-                <w:rFonts w:eastAsia="Times New Roman" w:cs="Arial"/>
-                <w:b/>
-                <w:sz w:val="28"/>
-                <w:szCs w:val="28"/>
-                <w:lang w:eastAsia="en-IN" w:bidi="ml-IN"/>
-              </w:rPr>
-              <w:t>TS 2.6.</w:t>
-            </w:r>
-            <w:r>
-              <w:rPr>
-                <w:rFonts w:eastAsia="Times New Roman" w:cs="Arial"/>
-                <w:b/>
-                <w:sz w:val="28"/>
-                <w:szCs w:val="28"/>
-                <w:lang w:eastAsia="en-IN" w:bidi="ml-IN"/>
-              </w:rPr>
-              <w:t>5</w:t>
-            </w:r>
-            <w:r>
-              <w:rPr>
-                <w:rFonts w:eastAsia="Times New Roman" w:cs="Arial"/>
-                <w:b/>
-                <w:sz w:val="28"/>
-                <w:szCs w:val="28"/>
-                <w:lang w:eastAsia="en-IN" w:bidi="ml-IN"/>
-              </w:rPr>
-              <w:t>.</w:t>
-            </w:r>
-            <w:r>
-              <w:rPr>
-                <w:rFonts w:eastAsia="Times New Roman" w:cs="Arial"/>
-                <w:b/>
-                <w:sz w:val="28"/>
-                <w:szCs w:val="28"/>
-                <w:lang w:eastAsia="en-IN" w:bidi="ml-IN"/>
-              </w:rPr>
-              <w:t>6</w:t>
-            </w:r>
-            <w:r>
-              <w:rPr>
-                <w:rFonts w:eastAsia="Times New Roman" w:cs="Arial"/>
-                <w:b/>
-                <w:sz w:val="28"/>
-                <w:szCs w:val="28"/>
-                <w:lang w:eastAsia="en-IN" w:bidi="ml-IN"/>
-              </w:rPr>
-              <w:t xml:space="preserve"> - Padam</w:t>
-            </w:r>
-          </w:p>
-          <w:p>
-            <w:pPr>
-              <w:widowControl w:val="0"/>
-              <w:autoSpaceDE w:val="0"/>
-              <w:autoSpaceDN w:val="0"/>
-              <w:adjustRightInd w:val="0"/>
-              <w:spacing w:before="0" w:line="264" w:lineRule="auto"/>
-              <w:ind w:right="-320"/>
-              <w:jc w:val="both"/>
-              <w:rPr>
-                <w:rFonts w:eastAsia="Times New Roman" w:cs="Arial"/>
-                <w:b/>
-                <w:sz w:val="28"/>
-                <w:szCs w:val="28"/>
-                <w:lang w:eastAsia="en-IN" w:bidi="ml-IN"/>
-              </w:rPr>
-            </w:pPr>
-            <w:r>
-              <w:rPr>
-                <w:rFonts w:eastAsia="Times New Roman" w:cs="Arial"/>
-                <w:b/>
-                <w:sz w:val="28"/>
-                <w:szCs w:val="28"/>
-                <w:lang w:eastAsia="en-IN" w:bidi="ml-IN"/>
-              </w:rPr>
-              <w:t xml:space="preserve">Padam No. - </w:t>
-            </w:r>
-            <w:r>
-              <w:rPr>
-                <w:rFonts w:eastAsia="Times New Roman" w:cs="Arial"/>
-                <w:b/>
-                <w:sz w:val="28"/>
-                <w:szCs w:val="28"/>
-                <w:lang w:eastAsia="en-IN" w:bidi="ml-IN"/>
-              </w:rPr>
-              <w:t>47</w:t>
-            </w:r>
-          </w:p>
-          <w:p>
-            <w:pPr>
-              <w:widowControl w:val="0"/>
-              <w:autoSpaceDE w:val="0"/>
-              <w:autoSpaceDN w:val="0"/>
-              <w:adjustRightInd w:val="0"/>
-              <w:spacing w:before="0" w:line="240" w:lineRule="auto"/>
-              <w:ind w:right="-320"/>
-              <w:jc w:val="both"/>
-              <w:rPr>
-                <w:rFonts w:eastAsia="Times New Roman" w:cs="Arial"/>
-                <w:b/>
-                <w:bCs/>
-                <w:sz w:val="28"/>
-                <w:szCs w:val="28"/>
-                <w:lang w:eastAsia="en-IN" w:bidi="ml-IN"/>
-              </w:rPr>
-            </w:pPr>
-            <w:r>
-              <w:rPr>
-                <w:rFonts w:eastAsia="Times New Roman" w:cs="Arial"/>
-                <w:b/>
-                <w:sz w:val="28"/>
-                <w:szCs w:val="28"/>
-                <w:lang w:eastAsia="en-IN" w:bidi="ml-IN"/>
-              </w:rPr>
-              <w:t xml:space="preserve">Panchaati No. </w:t>
-            </w:r>
-            <w:r>
-              <w:rPr>
-                <w:rFonts w:eastAsia="Times New Roman" w:cs="Arial"/>
-                <w:b/>
-                <w:sz w:val="28"/>
-                <w:szCs w:val="28"/>
-                <w:lang w:eastAsia="en-IN" w:bidi="ml-IN"/>
-              </w:rPr>
-              <w:t>29</w:t>
-            </w:r>
-          </w:p>
-        </w:tc>
-        <w:tc>
-          <w:tcPr>
-            <w:tcW w:w="4424" w:type="dxa"/>
-            <w:tcBorders>
-              <w:top w:val="single" w:sz="4" w:space="0" w:color="000000"/>
-              <w:left w:val="single" w:sz="4" w:space="0" w:color="000000"/>
-              <w:bottom w:val="single" w:sz="4" w:space="0" w:color="000000"/>
-              <w:right w:val="single" w:sz="4" w:space="0" w:color="000000"/>
-            </w:tcBorders>
-          </w:tcPr>
-          <w:p>
-            <w:pPr>
-              <w:widowControl w:val="0"/>
-              <w:autoSpaceDE w:val="0"/>
-              <w:autoSpaceDN w:val="0"/>
-              <w:adjustRightInd w:val="0"/>
-              <w:spacing w:before="0" w:line="240" w:lineRule="auto"/>
-              <w:ind w:right="-22"/>
-              <w:rPr>
-                <w:rFonts w:ascii="BRH Malayalam Extra" w:hAnsi="BRH Malayalam Extra" w:cs="BRH Malayalam Extra"/>
-                <w:sz w:val="40"/>
-                <w:szCs w:val="40"/>
-              </w:rPr>
-            </w:pPr>
-            <w:r>
-              <w:rPr>
-                <w:rFonts w:ascii="Latha" w:hAnsi="Latha" w:cs="Latha"/>
-                <w:sz w:val="28"/>
-                <w:szCs w:val="28"/>
-                <w:cs/>
-                <w:lang w:bidi="ta-IN"/>
-              </w:rPr>
-              <w:t xml:space="preserve">யத் </w:t>
-            </w:r>
-            <w:r>
-              <w:rPr>
-                <w:rFonts w:ascii="Latha" w:hAnsi="Latha" w:cs="Latha"/>
-                <w:sz w:val="28"/>
-                <w:szCs w:val="28"/>
-              </w:rPr>
-              <w:t xml:space="preserve">| </w:t>
-            </w:r>
-            <w:r>
-              <w:rPr>
-                <w:rFonts w:ascii="Latha" w:hAnsi="Latha" w:cs="Latha"/>
-                <w:sz w:val="28"/>
-                <w:szCs w:val="28"/>
-                <w:cs/>
-                <w:lang w:bidi="ta-IN"/>
-              </w:rPr>
-              <w:t>ப்</w:t>
-            </w:r>
-            <w:r>
-              <w:rPr>
-                <w:rFonts w:ascii="Latha" w:hAnsi="Latha" w:cs="Latha"/>
-                <w:b/>
-                <w:bCs/>
-                <w:position w:val="-12"/>
-                <w:sz w:val="28"/>
-                <w:szCs w:val="28"/>
-                <w:cs/>
-                <w:lang w:bidi="ta-IN"/>
-              </w:rPr>
-              <w:t>3</w:t>
-            </w:r>
-            <w:r>
-              <w:rPr>
-                <w:rFonts w:ascii="Latha" w:hAnsi="Latha" w:cs="Latha"/>
-                <w:sz w:val="28"/>
-                <w:szCs w:val="28"/>
-                <w:cs/>
-                <w:lang w:bidi="ta-IN"/>
-              </w:rPr>
-              <w:t>ரூ</w:t>
-            </w:r>
-            <w:r>
-              <w:rPr>
-                <w:rFonts w:ascii="BRH Tamil Tab Extra" w:hAnsi="BRH Tamil Tab Extra" w:cs="Latha"/>
-                <w:b/>
-                <w:sz w:val="36"/>
-                <w:szCs w:val="28"/>
-                <w:highlight w:val="yellow"/>
-              </w:rPr>
-              <w:t>…</w:t>
-            </w:r>
-            <w:r>
-              <w:rPr>
-                <w:rFonts w:ascii="Latha" w:hAnsi="Latha" w:cs="Latha"/>
-                <w:sz w:val="28"/>
-                <w:szCs w:val="28"/>
-                <w:highlight w:val="yellow"/>
-                <w:cs/>
-                <w:lang w:bidi="ta-IN"/>
-              </w:rPr>
-              <w:t>யா</w:t>
-            </w:r>
-            <w:r>
-              <w:rPr>
-                <w:rFonts w:ascii="BRH Tamil Tab Extra" w:hAnsi="BRH Tamil Tab Extra" w:cs="Latha"/>
-                <w:b/>
-                <w:sz w:val="36"/>
-                <w:szCs w:val="28"/>
-              </w:rPr>
-              <w:t>…</w:t>
-            </w:r>
-            <w:r>
-              <w:rPr>
-                <w:rFonts w:ascii="Latha" w:hAnsi="Latha" w:cs="Latha"/>
-                <w:sz w:val="28"/>
-                <w:szCs w:val="28"/>
-                <w:cs/>
-                <w:lang w:bidi="ta-IN"/>
-              </w:rPr>
-              <w:t xml:space="preserve">த் </w:t>
-            </w:r>
-            <w:r>
-              <w:rPr>
-                <w:rFonts w:ascii="Latha" w:hAnsi="Latha" w:cs="Latha"/>
-                <w:sz w:val="28"/>
-                <w:szCs w:val="28"/>
-              </w:rPr>
-              <w:t>|</w:t>
-            </w:r>
-          </w:p>
-        </w:tc>
-        <w:tc>
-          <w:tcPr>
-            <w:tcW w:w="5250" w:type="dxa"/>
-            <w:tcBorders>
-              <w:top w:val="single" w:sz="4" w:space="0" w:color="000000"/>
-              <w:left w:val="single" w:sz="4" w:space="0" w:color="000000"/>
-              <w:bottom w:val="single" w:sz="4" w:space="0" w:color="000000"/>
-              <w:right w:val="single" w:sz="4" w:space="0" w:color="000000"/>
-            </w:tcBorders>
-          </w:tcPr>
-          <w:p>
-            <w:pPr>
-              <w:widowControl w:val="0"/>
-              <w:autoSpaceDE w:val="0"/>
-              <w:autoSpaceDN w:val="0"/>
-              <w:adjustRightInd w:val="0"/>
-              <w:spacing w:before="0" w:line="240" w:lineRule="auto"/>
-              <w:ind w:right="-22"/>
-              <w:rPr>
-                <w:rFonts w:ascii="BRH Malayalam Extra" w:hAnsi="BRH Malayalam Extra" w:cs="BRH Malayalam Extra"/>
-                <w:sz w:val="40"/>
-                <w:szCs w:val="40"/>
-              </w:rPr>
-            </w:pPr>
-            <w:r>
-              <w:rPr>
-                <w:rFonts w:ascii="Latha" w:hAnsi="Latha" w:cs="Latha"/>
-                <w:sz w:val="28"/>
-                <w:szCs w:val="28"/>
-                <w:cs/>
-                <w:lang w:bidi="ta-IN"/>
-              </w:rPr>
-              <w:t xml:space="preserve">யத் </w:t>
-            </w:r>
-            <w:r>
-              <w:rPr>
-                <w:rFonts w:ascii="Latha" w:hAnsi="Latha" w:cs="Latha"/>
-                <w:sz w:val="28"/>
-                <w:szCs w:val="28"/>
-              </w:rPr>
-              <w:t xml:space="preserve">| </w:t>
-            </w:r>
-            <w:r>
-              <w:rPr>
-                <w:rFonts w:ascii="Latha" w:hAnsi="Latha" w:cs="Latha"/>
-                <w:sz w:val="28"/>
-                <w:szCs w:val="28"/>
-                <w:cs/>
-                <w:lang w:bidi="ta-IN"/>
-              </w:rPr>
-              <w:t>ப்</w:t>
-            </w:r>
-            <w:r>
-              <w:rPr>
-                <w:rFonts w:ascii="Latha" w:hAnsi="Latha" w:cs="Latha"/>
-                <w:b/>
-                <w:bCs/>
-                <w:position w:val="-12"/>
-                <w:sz w:val="28"/>
-                <w:szCs w:val="28"/>
-                <w:cs/>
-                <w:lang w:bidi="ta-IN"/>
-              </w:rPr>
-              <w:t>3</w:t>
-            </w:r>
-            <w:r>
-              <w:rPr>
-                <w:rFonts w:ascii="Latha" w:hAnsi="Latha" w:cs="Latha"/>
-                <w:sz w:val="28"/>
-                <w:szCs w:val="28"/>
-                <w:cs/>
-                <w:lang w:bidi="ta-IN"/>
-              </w:rPr>
-              <w:t>ரூ</w:t>
-            </w:r>
-            <w:r>
-              <w:rPr>
-                <w:rFonts w:ascii="BRH Tamil Tab Extra" w:hAnsi="BRH Tamil Tab Extra" w:cs="Latha"/>
-                <w:b/>
-                <w:sz w:val="36"/>
-                <w:szCs w:val="28"/>
-              </w:rPr>
-              <w:t>…</w:t>
-            </w:r>
-            <w:r>
-              <w:rPr>
-                <w:rFonts w:ascii="Latha" w:hAnsi="Latha" w:cs="Latha"/>
-                <w:sz w:val="28"/>
-                <w:szCs w:val="28"/>
-                <w:highlight w:val="green"/>
-                <w:cs/>
-                <w:lang w:bidi="ta-IN"/>
-              </w:rPr>
-              <w:t>யா</w:t>
-            </w:r>
-            <w:r>
-              <w:rPr>
-                <w:rFonts w:ascii="Latha" w:hAnsi="Latha" w:cs="Latha"/>
-                <w:sz w:val="28"/>
-                <w:szCs w:val="28"/>
-                <w:cs/>
-                <w:lang w:bidi="ta-IN"/>
-              </w:rPr>
-              <w:t xml:space="preserve">த் </w:t>
-            </w:r>
-            <w:r>
-              <w:rPr>
-                <w:rFonts w:ascii="Latha" w:hAnsi="Latha" w:cs="Latha"/>
-                <w:sz w:val="28"/>
-                <w:szCs w:val="28"/>
-              </w:rPr>
-              <w:t>|</w:t>
-            </w:r>
-          </w:p>
-        </w:tc>
-      </w:tr>
-    </w:tbl>
-    <w:p>
-      <w:pPr>
-        <w:jc w:val="center"/>
-        <w:rPr>
-          <w:b/>
-          <w:bCs/>
-          <w:sz w:val="32"/>
-          <w:szCs w:val="32"/>
-          <w:u w:val="single"/>
-        </w:rPr>
-      </w:pPr>
-    </w:p>
-    <w:p>
-      <w:pPr>
-        <w:jc w:val="center"/>
-        <w:rPr>
-          <w:b/>
-          <w:bCs/>
-          <w:sz w:val="32"/>
-          <w:szCs w:val="32"/>
-          <w:u w:val="single"/>
-        </w:rPr>
-      </w:pPr>
-    </w:p>
-    <w:p>
-      <w:pPr>
-        <w:jc w:val="center"/>
-        <w:rPr>
-          <w:b/>
-          <w:bCs/>
-          <w:sz w:val="32"/>
-          <w:szCs w:val="32"/>
-          <w:u w:val="single"/>
-        </w:rPr>
-      </w:pPr>
-    </w:p>
     <w:p>
       <w:pPr>
         <w:jc w:val="center"/>
@@ -1537,6 +915,407 @@
       </w:tr>
       <w:tr>
         <w:trPr>
+          <w:trHeight w:val="1091"/>
+        </w:trPr>
+        <w:tc>
+          <w:tcPr>
+            <w:tcW w:w="3120" w:type="dxa"/>
+            <w:tcBorders>
+              <w:top w:val="single" w:sz="4" w:space="0" w:color="000000"/>
+              <w:left w:val="single" w:sz="4" w:space="0" w:color="000000"/>
+              <w:bottom w:val="single" w:sz="4" w:space="0" w:color="000000"/>
+              <w:right w:val="single" w:sz="4" w:space="0" w:color="000000"/>
+            </w:tcBorders>
+          </w:tcPr>
+          <w:p>
+            <w:pPr>
+              <w:widowControl w:val="0"/>
+              <w:autoSpaceDE w:val="0"/>
+              <w:autoSpaceDN w:val="0"/>
+              <w:adjustRightInd w:val="0"/>
+              <w:spacing w:before="0" w:line="264" w:lineRule="auto"/>
+              <w:ind w:right="-320"/>
+              <w:jc w:val="both"/>
+              <w:rPr>
+                <w:rFonts w:eastAsia="Times New Roman" w:cs="Arial"/>
+                <w:b/>
+                <w:sz w:val="28"/>
+                <w:szCs w:val="28"/>
+                <w:lang w:eastAsia="en-IN" w:bidi="ml-IN"/>
+              </w:rPr>
+            </w:pPr>
+            <w:r>
+              <w:rPr>
+                <w:rFonts w:eastAsia="Times New Roman" w:cs="Arial"/>
+                <w:b/>
+                <w:sz w:val="28"/>
+                <w:szCs w:val="28"/>
+                <w:lang w:eastAsia="en-IN" w:bidi="ml-IN"/>
+              </w:rPr>
+              <w:t>TS 2.6.</w:t>
+            </w:r>
+            <w:r>
+              <w:rPr>
+                <w:rFonts w:eastAsia="Times New Roman" w:cs="Arial"/>
+                <w:b/>
+                <w:sz w:val="28"/>
+                <w:szCs w:val="28"/>
+                <w:lang w:eastAsia="en-IN" w:bidi="ml-IN"/>
+              </w:rPr>
+              <w:t>5</w:t>
+            </w:r>
+            <w:r>
+              <w:rPr>
+                <w:rFonts w:eastAsia="Times New Roman" w:cs="Arial"/>
+                <w:b/>
+                <w:sz w:val="28"/>
+                <w:szCs w:val="28"/>
+                <w:lang w:eastAsia="en-IN" w:bidi="ml-IN"/>
+              </w:rPr>
+              <w:t>.</w:t>
+            </w:r>
+            <w:r>
+              <w:rPr>
+                <w:rFonts w:eastAsia="Times New Roman" w:cs="Arial"/>
+                <w:b/>
+                <w:sz w:val="28"/>
+                <w:szCs w:val="28"/>
+                <w:lang w:eastAsia="en-IN" w:bidi="ml-IN"/>
+              </w:rPr>
+              <w:t>6</w:t>
+            </w:r>
+            <w:r>
+              <w:rPr>
+                <w:rFonts w:eastAsia="Times New Roman" w:cs="Arial"/>
+                <w:b/>
+                <w:sz w:val="28"/>
+                <w:szCs w:val="28"/>
+                <w:lang w:eastAsia="en-IN" w:bidi="ml-IN"/>
+              </w:rPr>
+              <w:t xml:space="preserve"> - Padam</w:t>
+            </w:r>
+          </w:p>
+          <w:p>
+            <w:pPr>
+              <w:widowControl w:val="0"/>
+              <w:autoSpaceDE w:val="0"/>
+              <w:autoSpaceDN w:val="0"/>
+              <w:adjustRightInd w:val="0"/>
+              <w:spacing w:before="0" w:line="264" w:lineRule="auto"/>
+              <w:ind w:right="-320"/>
+              <w:jc w:val="both"/>
+              <w:rPr>
+                <w:rFonts w:eastAsia="Times New Roman" w:cs="Arial"/>
+                <w:b/>
+                <w:sz w:val="28"/>
+                <w:szCs w:val="28"/>
+                <w:lang w:eastAsia="en-IN" w:bidi="ml-IN"/>
+              </w:rPr>
+            </w:pPr>
+            <w:r>
+              <w:rPr>
+                <w:rFonts w:eastAsia="Times New Roman" w:cs="Arial"/>
+                <w:b/>
+                <w:sz w:val="28"/>
+                <w:szCs w:val="28"/>
+                <w:lang w:eastAsia="en-IN" w:bidi="ml-IN"/>
+              </w:rPr>
+              <w:t xml:space="preserve">Padam No. - </w:t>
+            </w:r>
+            <w:r>
+              <w:rPr>
+                <w:rFonts w:eastAsia="Times New Roman" w:cs="Arial"/>
+                <w:b/>
+                <w:sz w:val="28"/>
+                <w:szCs w:val="28"/>
+                <w:lang w:eastAsia="en-IN" w:bidi="ml-IN"/>
+              </w:rPr>
+              <w:t>47</w:t>
+            </w:r>
+          </w:p>
+          <w:p>
+            <w:pPr>
+              <w:widowControl w:val="0"/>
+              <w:autoSpaceDE w:val="0"/>
+              <w:autoSpaceDN w:val="0"/>
+              <w:adjustRightInd w:val="0"/>
+              <w:spacing w:before="0" w:line="240" w:lineRule="auto"/>
+              <w:ind w:right="-320"/>
+              <w:jc w:val="both"/>
+              <w:rPr>
+                <w:rFonts w:eastAsia="Times New Roman" w:cs="Arial"/>
+                <w:b/>
+                <w:bCs/>
+                <w:sz w:val="28"/>
+                <w:szCs w:val="28"/>
+                <w:lang w:eastAsia="en-IN" w:bidi="ml-IN"/>
+              </w:rPr>
+            </w:pPr>
+            <w:r>
+              <w:rPr>
+                <w:rFonts w:eastAsia="Times New Roman" w:cs="Arial"/>
+                <w:b/>
+                <w:sz w:val="28"/>
+                <w:szCs w:val="28"/>
+                <w:lang w:eastAsia="en-IN" w:bidi="ml-IN"/>
+              </w:rPr>
+              <w:t xml:space="preserve">Panchaati No. </w:t>
+            </w:r>
+            <w:r>
+              <w:rPr>
+                <w:rFonts w:eastAsia="Times New Roman" w:cs="Arial"/>
+                <w:b/>
+                <w:sz w:val="28"/>
+                <w:szCs w:val="28"/>
+                <w:lang w:eastAsia="en-IN" w:bidi="ml-IN"/>
+              </w:rPr>
+              <w:t>29</w:t>
+            </w:r>
+          </w:p>
+        </w:tc>
+        <w:tc>
+          <w:tcPr>
+            <w:tcW w:w="4424" w:type="dxa"/>
+            <w:tcBorders>
+              <w:top w:val="single" w:sz="4" w:space="0" w:color="000000"/>
+              <w:left w:val="single" w:sz="4" w:space="0" w:color="000000"/>
+              <w:bottom w:val="single" w:sz="4" w:space="0" w:color="000000"/>
+              <w:right w:val="single" w:sz="4" w:space="0" w:color="000000"/>
+            </w:tcBorders>
+          </w:tcPr>
+          <w:p>
+            <w:pPr>
+              <w:widowControl w:val="0"/>
+              <w:autoSpaceDE w:val="0"/>
+              <w:autoSpaceDN w:val="0"/>
+              <w:adjustRightInd w:val="0"/>
+              <w:spacing w:before="0" w:line="240" w:lineRule="auto"/>
+              <w:ind w:right="-22"/>
+              <w:rPr>
+                <w:rFonts w:ascii="BRH Malayalam Extra" w:hAnsi="BRH Malayalam Extra" w:cs="BRH Malayalam Extra"/>
+                <w:sz w:val="40"/>
+                <w:szCs w:val="40"/>
+              </w:rPr>
+            </w:pPr>
+            <w:r>
+              <w:rPr>
+                <w:rFonts w:ascii="Latha" w:hAnsi="Latha" w:cs="Latha"/>
+                <w:sz w:val="28"/>
+                <w:szCs w:val="28"/>
+                <w:cs/>
+                <w:lang w:bidi="ta-IN"/>
+              </w:rPr>
+              <w:t xml:space="preserve">யத் </w:t>
+            </w:r>
+            <w:r>
+              <w:rPr>
+                <w:rFonts w:ascii="Latha" w:hAnsi="Latha" w:cs="Latha"/>
+                <w:sz w:val="28"/>
+                <w:szCs w:val="28"/>
+              </w:rPr>
+              <w:t xml:space="preserve">| </w:t>
+            </w:r>
+            <w:r>
+              <w:rPr>
+                <w:rFonts w:ascii="Latha" w:hAnsi="Latha" w:cs="Latha"/>
+                <w:sz w:val="28"/>
+                <w:szCs w:val="28"/>
+                <w:cs/>
+                <w:lang w:bidi="ta-IN"/>
+              </w:rPr>
+              <w:t>ப்</w:t>
+            </w:r>
+            <w:r>
+              <w:rPr>
+                <w:rFonts w:ascii="Latha" w:hAnsi="Latha" w:cs="Latha"/>
+                <w:b/>
+                <w:bCs/>
+                <w:position w:val="-12"/>
+                <w:sz w:val="28"/>
+                <w:szCs w:val="28"/>
+                <w:cs/>
+                <w:lang w:bidi="ta-IN"/>
+              </w:rPr>
+              <w:t>3</w:t>
+            </w:r>
+            <w:r>
+              <w:rPr>
+                <w:rFonts w:ascii="Latha" w:hAnsi="Latha" w:cs="Latha"/>
+                <w:sz w:val="28"/>
+                <w:szCs w:val="28"/>
+                <w:cs/>
+                <w:lang w:bidi="ta-IN"/>
+              </w:rPr>
+              <w:t>ரூ</w:t>
+            </w:r>
+            <w:r>
+              <w:rPr>
+                <w:rFonts w:ascii="BRH Tamil Tab Extra" w:hAnsi="BRH Tamil Tab Extra" w:cs="Latha"/>
+                <w:b/>
+                <w:sz w:val="36"/>
+                <w:szCs w:val="28"/>
+                <w:highlight w:val="yellow"/>
+              </w:rPr>
+              <w:t>…</w:t>
+            </w:r>
+            <w:r>
+              <w:rPr>
+                <w:rFonts w:ascii="Latha" w:hAnsi="Latha" w:cs="Latha"/>
+                <w:sz w:val="28"/>
+                <w:szCs w:val="28"/>
+                <w:highlight w:val="yellow"/>
+                <w:cs/>
+                <w:lang w:bidi="ta-IN"/>
+              </w:rPr>
+              <w:t>யா</w:t>
+            </w:r>
+            <w:r>
+              <w:rPr>
+                <w:rFonts w:ascii="BRH Tamil Tab Extra" w:hAnsi="BRH Tamil Tab Extra" w:cs="Latha"/>
+                <w:b/>
+                <w:sz w:val="36"/>
+                <w:szCs w:val="28"/>
+              </w:rPr>
+              <w:t>…</w:t>
+            </w:r>
+            <w:r>
+              <w:rPr>
+                <w:rFonts w:ascii="Latha" w:hAnsi="Latha" w:cs="Latha"/>
+                <w:sz w:val="28"/>
+                <w:szCs w:val="28"/>
+                <w:cs/>
+                <w:lang w:bidi="ta-IN"/>
+              </w:rPr>
+              <w:t xml:space="preserve">த் </w:t>
+            </w:r>
+            <w:r>
+              <w:rPr>
+                <w:rFonts w:ascii="Latha" w:hAnsi="Latha" w:cs="Latha"/>
+                <w:sz w:val="28"/>
+                <w:szCs w:val="28"/>
+              </w:rPr>
+              <w:t>|</w:t>
+            </w:r>
+          </w:p>
+        </w:tc>
+        <w:tc>
+          <w:tcPr>
+            <w:tcW w:w="5250" w:type="dxa"/>
+            <w:tcBorders>
+              <w:top w:val="single" w:sz="4" w:space="0" w:color="000000"/>
+              <w:left w:val="single" w:sz="4" w:space="0" w:color="000000"/>
+              <w:bottom w:val="single" w:sz="4" w:space="0" w:color="000000"/>
+              <w:right w:val="single" w:sz="4" w:space="0" w:color="000000"/>
+            </w:tcBorders>
+          </w:tcPr>
+          <w:p>
+            <w:pPr>
+              <w:widowControl w:val="0"/>
+              <w:autoSpaceDE w:val="0"/>
+              <w:autoSpaceDN w:val="0"/>
+              <w:adjustRightInd w:val="0"/>
+              <w:spacing w:before="0" w:line="240" w:lineRule="auto"/>
+              <w:ind w:right="-22"/>
+              <w:rPr>
+                <w:rFonts w:ascii="BRH Malayalam Extra" w:hAnsi="BRH Malayalam Extra" w:cs="BRH Malayalam Extra"/>
+                <w:sz w:val="40"/>
+                <w:szCs w:val="40"/>
+              </w:rPr>
+            </w:pPr>
+            <w:r>
+              <w:rPr>
+                <w:rFonts w:ascii="Latha" w:hAnsi="Latha" w:cs="Latha"/>
+                <w:sz w:val="28"/>
+                <w:szCs w:val="28"/>
+                <w:cs/>
+                <w:lang w:bidi="ta-IN"/>
+              </w:rPr>
+              <w:t xml:space="preserve">யத் </w:t>
+            </w:r>
+            <w:r>
+              <w:rPr>
+                <w:rFonts w:ascii="Latha" w:hAnsi="Latha" w:cs="Latha"/>
+                <w:sz w:val="28"/>
+                <w:szCs w:val="28"/>
+              </w:rPr>
+              <w:t xml:space="preserve">| </w:t>
+            </w:r>
+            <w:r>
+              <w:rPr>
+                <w:rFonts w:ascii="Latha" w:hAnsi="Latha" w:cs="Latha"/>
+                <w:sz w:val="28"/>
+                <w:szCs w:val="28"/>
+                <w:cs/>
+                <w:lang w:bidi="ta-IN"/>
+              </w:rPr>
+              <w:t>ப்</w:t>
+            </w:r>
+            <w:r>
+              <w:rPr>
+                <w:rFonts w:ascii="Latha" w:hAnsi="Latha" w:cs="Latha"/>
+                <w:b/>
+                <w:bCs/>
+                <w:position w:val="-12"/>
+                <w:sz w:val="28"/>
+                <w:szCs w:val="28"/>
+                <w:cs/>
+                <w:lang w:bidi="ta-IN"/>
+              </w:rPr>
+              <w:t>3</w:t>
+            </w:r>
+            <w:r>
+              <w:rPr>
+                <w:rFonts w:ascii="Latha" w:hAnsi="Latha" w:cs="Latha"/>
+                <w:sz w:val="28"/>
+                <w:szCs w:val="28"/>
+                <w:cs/>
+                <w:lang w:bidi="ta-IN"/>
+              </w:rPr>
+              <w:t>ரூ</w:t>
+            </w:r>
+            <w:r>
+              <w:rPr>
+                <w:rFonts w:ascii="BRH Tamil Tab Extra" w:hAnsi="BRH Tamil Tab Extra" w:cs="Latha"/>
+                <w:b/>
+                <w:sz w:val="36"/>
+                <w:szCs w:val="28"/>
+              </w:rPr>
+              <w:t>…</w:t>
+            </w:r>
+            <w:r>
+              <w:rPr>
+                <w:rFonts w:ascii="Latha" w:hAnsi="Latha" w:cs="Latha"/>
+                <w:sz w:val="28"/>
+                <w:szCs w:val="28"/>
+                <w:highlight w:val="green"/>
+                <w:cs/>
+                <w:lang w:bidi="ta-IN"/>
+              </w:rPr>
+              <w:t>யா</w:t>
+            </w:r>
+            <w:r>
+              <w:rPr>
+                <w:rFonts w:ascii="Latha" w:hAnsi="Latha" w:cs="Latha"/>
+                <w:sz w:val="28"/>
+                <w:szCs w:val="28"/>
+                <w:cs/>
+                <w:lang w:bidi="ta-IN"/>
+              </w:rPr>
+              <w:t xml:space="preserve">த் </w:t>
+            </w:r>
+            <w:r>
+              <w:rPr>
+                <w:rFonts w:ascii="Latha" w:hAnsi="Latha" w:cs="Latha"/>
+                <w:sz w:val="28"/>
+                <w:szCs w:val="28"/>
+              </w:rPr>
+              <w:t>|</w:t>
+            </w:r>
+          </w:p>
+        </w:tc>
+      </w:tr>
+      <w:tr>
+        <w:trPr>
           <w:trHeight w:val="569"/>
         </w:trPr>
         <w:tc>
@@ -1788,7 +1567,6 @@
                 <w:cs/>
                 <w:lang w:bidi="ta-IN"/>
               </w:rPr>
-              <w:lastRenderedPageBreak/>
               <w:t>ய</w:t>
             </w:r>
             <w:r>
@@ -1922,7 +1700,6 @@
                 <w:cs/>
                 <w:lang w:bidi="ta-IN"/>
               </w:rPr>
-              <w:lastRenderedPageBreak/>
               <w:t>த</w:t>
             </w:r>
             <w:bookmarkEnd w:id="0"/>
@@ -1984,7 +1761,6 @@
                 <w:cs/>
                 <w:lang w:bidi="ta-IN"/>
               </w:rPr>
-              <w:lastRenderedPageBreak/>
               <w:t>ய</w:t>
             </w:r>
             <w:r>
@@ -2098,6 +1874,16 @@
           <w:u w:val="single"/>
         </w:rPr>
       </w:pPr>
+      <w:r>
+        <w:rPr>
+          <w:b/>
+          <w:bCs/>
+          <w:sz w:val="32"/>
+          <w:szCs w:val="32"/>
+          <w:u w:val="single"/>
+        </w:rPr>
+        <w:t>=========</w:t>
+      </w:r>
     </w:p>
     <w:p>
       <w:pPr>
@@ -2385,6 +2171,7 @@
                 <w:szCs w:val="28"/>
                 <w:lang w:eastAsia="en-IN" w:bidi="ml-IN"/>
               </w:rPr>
+              <w:lastRenderedPageBreak/>
               <w:t>Padam No. - 6</w:t>
             </w:r>
           </w:p>
@@ -2448,6 +2235,7 @@
                 <w:cs/>
                 <w:lang w:bidi="ta-IN"/>
               </w:rPr>
+              <w:lastRenderedPageBreak/>
               <w:t>ஆஜ்ய</w:t>
             </w:r>
             <w:r>
@@ -2563,6 +2351,7 @@
                 <w:cs/>
                 <w:lang w:bidi="ta-IN"/>
               </w:rPr>
+              <w:lastRenderedPageBreak/>
               <w:t>பா</w:t>
             </w:r>
             <w:r>
@@ -2689,6 +2478,7 @@
                 <w:cs/>
                 <w:lang w:bidi="ta-IN"/>
               </w:rPr>
+              <w:lastRenderedPageBreak/>
               <w:t>ஆஜ்ய</w:t>
             </w:r>
             <w:r>
@@ -2806,6 +2596,7 @@
                 <w:cs/>
                 <w:lang w:bidi="ta-IN"/>
               </w:rPr>
+              <w:lastRenderedPageBreak/>
               <w:t>பா</w:t>
             </w:r>
             <w:r>
@@ -2942,6 +2733,7 @@
                 <w:szCs w:val="28"/>
                 <w:lang w:eastAsia="en-IN" w:bidi="ml-IN"/>
               </w:rPr>
+              <w:lastRenderedPageBreak/>
               <w:t>TS 2.6.3.3 - Vaakyam</w:t>
             </w:r>
           </w:p>
@@ -4555,22 +4347,7 @@
     </w:tbl>
     <w:p>
       <w:pPr>
-        <w:pBdr>
-          <w:bottom w:val="double" w:sz="6" w:space="1" w:color="auto"/>
-        </w:pBdr>
         <w:jc w:val="center"/>
-        <w:rPr>
-          <w:b/>
-          <w:bCs/>
-          <w:sz w:val="32"/>
-          <w:szCs w:val="32"/>
-          <w:u w:val="single"/>
-        </w:rPr>
-      </w:pPr>
-    </w:p>
-    <w:p>
-      <w:pPr>
-        <w:spacing w:before="0" w:line="240" w:lineRule="auto"/>
         <w:rPr>
           <w:b/>
           <w:bCs/>
@@ -4587,8 +4364,7 @@
           <w:szCs w:val="32"/>
           <w:u w:val="single"/>
         </w:rPr>
-        <w:lastRenderedPageBreak/>
-        <w:br w:type="page"/>
+        <w:t>===========</w:t>
       </w:r>
     </w:p>
     <w:p>
@@ -4610,7 +4386,6 @@
           <w:szCs w:val="32"/>
           <w:u w:val="single"/>
         </w:rPr>
-        <w:lastRenderedPageBreak/>
         <w:t>TS Pada Paatam – TS 2.6 Tamil co</w:t>
       </w:r>
       <w:r>
@@ -5547,6 +5322,7 @@
                 <w:szCs w:val="28"/>
                 <w:lang w:eastAsia="en-IN" w:bidi="ml-IN"/>
               </w:rPr>
+              <w:lastRenderedPageBreak/>
               <w:t>TS 2.6.2.6 (Padam)</w:t>
             </w:r>
           </w:p>
@@ -7548,7 +7324,6 @@
                 <w:szCs w:val="28"/>
                 <w:lang w:eastAsia="en-IN" w:bidi="ml-IN"/>
               </w:rPr>
-              <w:lastRenderedPageBreak/>
               <w:t>TS 2.6.9.6 (Padam)</w:t>
             </w:r>
           </w:p>
@@ -9841,6 +9616,7 @@
                 <w:lang w:bidi="ta-IN"/>
               </w:rPr>
             </w:pPr>
+            <w:proofErr w:type="gramStart"/>
             <w:r>
               <w:rPr>
                 <w:rFonts w:cs="Latha"/>
@@ -9850,7 +9626,19 @@
                 <w:szCs w:val="28"/>
                 <w:lang w:bidi="ta-IN"/>
               </w:rPr>
-              <w:t>Panchaati  No. 16</w:t>
+              <w:t>Panchaati  No.</w:t>
+            </w:r>
+            <w:proofErr w:type="gramEnd"/>
+            <w:r>
+              <w:rPr>
+                <w:rFonts w:cs="Latha"/>
+                <w:b/>
+                <w:bCs/>
+                <w:sz w:val="28"/>
+                <w:szCs w:val="28"/>
+                <w:lang w:bidi="ta-IN"/>
+              </w:rPr>
+              <w:t xml:space="preserve"> 16</w:t>
             </w:r>
           </w:p>
         </w:tc>
@@ -10201,6 +9989,7 @@
                 <w:lang w:bidi="ta-IN"/>
               </w:rPr>
             </w:pPr>
+            <w:proofErr w:type="gramStart"/>
             <w:r>
               <w:rPr>
                 <w:rFonts w:cs="Latha"/>
@@ -10210,7 +9999,19 @@
                 <w:szCs w:val="28"/>
                 <w:lang w:bidi="ta-IN"/>
               </w:rPr>
-              <w:t>Panchaati  No. 17</w:t>
+              <w:t>Panchaati  No.</w:t>
+            </w:r>
+            <w:proofErr w:type="gramEnd"/>
+            <w:r>
+              <w:rPr>
+                <w:rFonts w:cs="Latha"/>
+                <w:b/>
+                <w:bCs/>
+                <w:sz w:val="28"/>
+                <w:szCs w:val="28"/>
+                <w:lang w:bidi="ta-IN"/>
+              </w:rPr>
+              <w:t xml:space="preserve"> 17</w:t>
             </w:r>
           </w:p>
         </w:tc>
@@ -10657,6 +10458,7 @@
                 <w:szCs w:val="32"/>
               </w:rPr>
             </w:pPr>
+            <w:proofErr w:type="gramStart"/>
             <w:r>
               <w:rPr>
                 <w:rFonts w:cs="Latha"/>
@@ -10666,6 +10468,7 @@
               </w:rPr>
               <w:t>( better</w:t>
             </w:r>
+            <w:proofErr w:type="gramEnd"/>
             <w:r>
               <w:rPr>
                 <w:rFonts w:ascii="BRH Devanagari Extra" w:hAnsi="BRH Devanagari Extra" w:cs="BRH Devanagari Extra"/>
@@ -10760,6 +10563,7 @@
                 <w:lang w:bidi="ta-IN"/>
               </w:rPr>
             </w:pPr>
+            <w:proofErr w:type="gramStart"/>
             <w:r>
               <w:rPr>
                 <w:rFonts w:cs="Latha"/>
@@ -10769,7 +10573,19 @@
                 <w:szCs w:val="28"/>
                 <w:lang w:bidi="ta-IN"/>
               </w:rPr>
-              <w:t>Panchaati  No. 17</w:t>
+              <w:t>Panchaati  No.</w:t>
+            </w:r>
+            <w:proofErr w:type="gramEnd"/>
+            <w:r>
+              <w:rPr>
+                <w:rFonts w:cs="Latha"/>
+                <w:b/>
+                <w:bCs/>
+                <w:sz w:val="28"/>
+                <w:szCs w:val="28"/>
+                <w:lang w:bidi="ta-IN"/>
+              </w:rPr>
+              <w:t xml:space="preserve"> 17</w:t>
             </w:r>
           </w:p>
         </w:tc>
@@ -11256,6 +11072,7 @@
                 <w:lang w:bidi="ta-IN"/>
               </w:rPr>
             </w:pPr>
+            <w:proofErr w:type="gramStart"/>
             <w:r>
               <w:rPr>
                 <w:rFonts w:cs="Latha"/>
@@ -11265,7 +11082,19 @@
                 <w:szCs w:val="28"/>
                 <w:lang w:bidi="ta-IN"/>
               </w:rPr>
-              <w:t>Panchaati  No. 22</w:t>
+              <w:t>Panchaati  No.</w:t>
+            </w:r>
+            <w:proofErr w:type="gramEnd"/>
+            <w:r>
+              <w:rPr>
+                <w:rFonts w:cs="Latha"/>
+                <w:b/>
+                <w:bCs/>
+                <w:sz w:val="28"/>
+                <w:szCs w:val="28"/>
+                <w:lang w:bidi="ta-IN"/>
+              </w:rPr>
+              <w:t xml:space="preserve"> 22</w:t>
             </w:r>
           </w:p>
         </w:tc>
@@ -11703,6 +11532,7 @@
                 <w:lang w:bidi="ta-IN"/>
               </w:rPr>
             </w:pPr>
+            <w:proofErr w:type="gramStart"/>
             <w:r>
               <w:rPr>
                 <w:rFonts w:cs="Latha"/>
@@ -11712,7 +11542,19 @@
                 <w:szCs w:val="28"/>
                 <w:lang w:bidi="ta-IN"/>
               </w:rPr>
-              <w:t>Panchaati  No. 45</w:t>
+              <w:t>Panchaati  No.</w:t>
+            </w:r>
+            <w:proofErr w:type="gramEnd"/>
+            <w:r>
+              <w:rPr>
+                <w:rFonts w:cs="Latha"/>
+                <w:b/>
+                <w:bCs/>
+                <w:sz w:val="28"/>
+                <w:szCs w:val="28"/>
+                <w:lang w:bidi="ta-IN"/>
+              </w:rPr>
+              <w:t xml:space="preserve"> 45</w:t>
             </w:r>
           </w:p>
         </w:tc>
@@ -12235,6 +12077,7 @@
                 <w:lang w:bidi="ta-IN"/>
               </w:rPr>
             </w:pPr>
+            <w:proofErr w:type="gramStart"/>
             <w:r>
               <w:rPr>
                 <w:rFonts w:cs="Latha"/>
@@ -12244,7 +12087,19 @@
                 <w:szCs w:val="28"/>
                 <w:lang w:bidi="ta-IN"/>
               </w:rPr>
-              <w:t>Panchaati  No. 49</w:t>
+              <w:t>Panchaati  No.</w:t>
+            </w:r>
+            <w:proofErr w:type="gramEnd"/>
+            <w:r>
+              <w:rPr>
+                <w:rFonts w:cs="Latha"/>
+                <w:b/>
+                <w:bCs/>
+                <w:sz w:val="28"/>
+                <w:szCs w:val="28"/>
+                <w:lang w:bidi="ta-IN"/>
+              </w:rPr>
+              <w:t xml:space="preserve"> 49</w:t>
             </w:r>
           </w:p>
         </w:tc>
@@ -12757,6 +12612,7 @@
                 <w:lang w:bidi="ta-IN"/>
               </w:rPr>
             </w:pPr>
+            <w:proofErr w:type="gramStart"/>
             <w:r>
               <w:rPr>
                 <w:rFonts w:cs="Latha"/>
@@ -12766,7 +12622,19 @@
                 <w:szCs w:val="28"/>
                 <w:lang w:bidi="ta-IN"/>
               </w:rPr>
-              <w:t>Panchaati  No. 50</w:t>
+              <w:t>Panchaati  No.</w:t>
+            </w:r>
+            <w:proofErr w:type="gramEnd"/>
+            <w:r>
+              <w:rPr>
+                <w:rFonts w:cs="Latha"/>
+                <w:b/>
+                <w:bCs/>
+                <w:sz w:val="28"/>
+                <w:szCs w:val="28"/>
+                <w:lang w:bidi="ta-IN"/>
+              </w:rPr>
+              <w:t xml:space="preserve"> 50</w:t>
             </w:r>
           </w:p>
         </w:tc>
@@ -13109,6 +12977,7 @@
                 <w:lang w:bidi="ta-IN"/>
               </w:rPr>
             </w:pPr>
+            <w:proofErr w:type="gramStart"/>
             <w:r>
               <w:rPr>
                 <w:rFonts w:cs="Latha"/>
@@ -13118,7 +12987,19 @@
                 <w:szCs w:val="28"/>
                 <w:lang w:bidi="ta-IN"/>
               </w:rPr>
-              <w:t>Panchaati  No. 59</w:t>
+              <w:t>Panchaati  No.</w:t>
+            </w:r>
+            <w:proofErr w:type="gramEnd"/>
+            <w:r>
+              <w:rPr>
+                <w:rFonts w:cs="Latha"/>
+                <w:b/>
+                <w:bCs/>
+                <w:sz w:val="28"/>
+                <w:szCs w:val="28"/>
+                <w:lang w:bidi="ta-IN"/>
+              </w:rPr>
+              <w:t xml:space="preserve"> 59</w:t>
             </w:r>
           </w:p>
         </w:tc>
@@ -13610,6 +13491,7 @@
                 <w:lang w:bidi="ta-IN"/>
               </w:rPr>
             </w:pPr>
+            <w:proofErr w:type="gramStart"/>
             <w:r>
               <w:rPr>
                 <w:rFonts w:cs="Latha"/>
@@ -13619,7 +13501,19 @@
                 <w:szCs w:val="28"/>
                 <w:lang w:bidi="ta-IN"/>
               </w:rPr>
-              <w:t>Panchaati  No. 66</w:t>
+              <w:t>Panchaati  No.</w:t>
+            </w:r>
+            <w:proofErr w:type="gramEnd"/>
+            <w:r>
+              <w:rPr>
+                <w:rFonts w:cs="Latha"/>
+                <w:b/>
+                <w:bCs/>
+                <w:sz w:val="28"/>
+                <w:szCs w:val="28"/>
+                <w:lang w:bidi="ta-IN"/>
+              </w:rPr>
+              <w:t xml:space="preserve"> 66</w:t>
             </w:r>
           </w:p>
         </w:tc>
@@ -14125,8 +14019,20 @@
           <w:szCs w:val="32"/>
           <w:u w:val="single"/>
         </w:rPr>
-        <w:br w:type="page"/>
+        <w:t>=========</w:t>
       </w:r>
+    </w:p>
+    <w:p>
+      <w:pPr>
+        <w:jc w:val="center"/>
+        <w:rPr>
+          <w:b/>
+          <w:bCs/>
+          <w:sz w:val="32"/>
+          <w:szCs w:val="32"/>
+          <w:u w:val="single"/>
+        </w:rPr>
+      </w:pPr>
       <w:r>
         <w:rPr>
           <w:b/>
@@ -14135,7 +14041,6 @@
           <w:szCs w:val="32"/>
           <w:u w:val="single"/>
         </w:rPr>
-        <w:lastRenderedPageBreak/>
         <w:t>TS Pada Paatam – TS 2.6 Tamil co</w:t>
       </w:r>
       <w:r>
@@ -15247,6 +15152,7 @@
                 <w:szCs w:val="32"/>
                 <w:lang w:eastAsia="en-IN" w:bidi="ml-IN"/>
               </w:rPr>
+              <w:lastRenderedPageBreak/>
               <w:t>TS 2.6.7.3-Vaakyam</w:t>
             </w:r>
           </w:p>
@@ -15894,6 +15800,13 @@
           <w:bCs/>
         </w:rPr>
       </w:pPr>
+      <w:r>
+        <w:rPr>
+          <w:b/>
+          <w:bCs/>
+        </w:rPr>
+        <w:t>=====================</w:t>
+      </w:r>
     </w:p>
     <w:p>
       <w:pPr>
@@ -15914,17 +15827,6 @@
           <w:szCs w:val="32"/>
           <w:u w:val="single"/>
         </w:rPr>
-        <w:br w:type="page"/>
-      </w:r>
-      <w:r>
-        <w:rPr>
-          <w:b/>
-          <w:bCs/>
-          <w:sz w:val="32"/>
-          <w:szCs w:val="32"/>
-          <w:u w:val="single"/>
-        </w:rPr>
-        <w:lastRenderedPageBreak/>
         <w:t>TS</w:t>
       </w:r>
       <w:r>
@@ -16037,6 +15939,7 @@
         </w:rPr>
         <w:t>1</w:t>
       </w:r>
+      <w:proofErr w:type="gramStart"/>
       <w:r>
         <w:rPr>
           <w:b/>
@@ -16078,6 +15981,7 @@
         </w:rPr>
         <w:t>Mar</w:t>
       </w:r>
+      <w:proofErr w:type="gramEnd"/>
       <w:r>
         <w:rPr>
           <w:b/>
@@ -16634,7 +16538,27 @@
         </w:tc>
       </w:tr>
     </w:tbl>
-    <w:p/>
+    <w:p>
+      <w:pPr>
+        <w:spacing w:before="0" w:line="240" w:lineRule="auto"/>
+        <w:jc w:val="center"/>
+        <w:rPr>
+          <w:b/>
+          <w:bCs/>
+          <w:sz w:val="40"/>
+          <w:szCs w:val="36"/>
+        </w:rPr>
+      </w:pPr>
+      <w:r>
+        <w:rPr>
+          <w:b/>
+          <w:bCs/>
+          <w:sz w:val="40"/>
+          <w:szCs w:val="36"/>
+        </w:rPr>
+        <w:t>==========</w:t>
+      </w:r>
+    </w:p>
     <w:sectPr>
       <w:headerReference w:type="even" r:id="rId7"/>
       <w:headerReference w:type="default" r:id="rId8"/>
